--- a/docs/Scholar Coach 服務條款與隱私權政策.docx
+++ b/docs/Scholar Coach 服務條款與隱私權政策.docx
@@ -37,6 +37,9 @@
     <w:p>
       <w:pPr>
         <w:spacing w:after="140" w:line="300" w:lineRule="auto"/>
+        <w:rPr>
+          <w:rFonts w:hint="eastAsia"/>
+        </w:rPr>
       </w:pPr>
       <w:r>
         <w:rPr>
@@ -59,146 +62,6 @@
         </w:rPr>
         <w:t>〔上線日〕</w:t>
       </w:r>
-      <w:r>
-        <w:rPr>
-          <w:rFonts w:eastAsia="微軟正黑體"/>
-          <w:color w:val="666666"/>
-          <w:sz w:val="20"/>
-          <w:szCs w:val="20"/>
-        </w:rPr>
-        <w:t>（草稿版本，尚未經法務審核）</w:t>
-      </w:r>
-    </w:p>
-    <w:p>
-      <w:pPr>
-        <w:spacing w:after="200"/>
-      </w:pPr>
-    </w:p>
-    <w:tbl>
-      <w:tblPr>
-        <w:tblW w:w="9350" w:type="dxa"/>
-        <w:tblBorders>
-          <w:top w:val="single" w:sz="4" w:space="0" w:color="F5D999"/>
-          <w:left w:val="single" w:sz="4" w:space="0" w:color="F5D999"/>
-          <w:bottom w:val="single" w:sz="4" w:space="0" w:color="F5D999"/>
-          <w:right w:val="single" w:sz="4" w:space="0" w:color="F5D999"/>
-          <w:insideH w:val="none" w:sz="0" w:space="0" w:color="FFFFFF"/>
-          <w:insideV w:val="none" w:sz="0" w:space="0" w:color="FFFFFF"/>
-        </w:tblBorders>
-        <w:tblCellMar>
-          <w:left w:w="10" w:type="dxa"/>
-          <w:right w:w="10" w:type="dxa"/>
-        </w:tblCellMar>
-        <w:tblLook w:val="0000" w:firstRow="0" w:lastRow="0" w:firstColumn="0" w:lastColumn="0" w:noHBand="0" w:noVBand="0"/>
-      </w:tblPr>
-      <w:tblGrid>
-        <w:gridCol w:w="9350"/>
-      </w:tblGrid>
-      <w:tr>
-        <w:tblPrEx>
-          <w:tblCellMar>
-            <w:top w:w="0" w:type="dxa"/>
-            <w:bottom w:w="0" w:type="dxa"/>
-          </w:tblCellMar>
-        </w:tblPrEx>
-        <w:tc>
-          <w:tcPr>
-            <w:tcW w:w="9350" w:type="dxa"/>
-            <w:shd w:val="clear" w:color="auto" w:fill="FFF7E6"/>
-            <w:tcMar>
-              <w:top w:w="160" w:type="dxa"/>
-              <w:left w:w="220" w:type="dxa"/>
-              <w:bottom w:w="160" w:type="dxa"/>
-              <w:right w:w="220" w:type="dxa"/>
-            </w:tcMar>
-          </w:tcPr>
-          <w:p>
-            <w:pPr>
-              <w:spacing w:after="80" w:line="300" w:lineRule="auto"/>
-            </w:pPr>
-            <w:r>
-              <w:rPr>
-                <w:rFonts w:eastAsia="微軟正黑體"/>
-                <w:color w:val="8A5B00"/>
-              </w:rPr>
-              <w:t>⚠️ 本文件為待審草稿。條款內容已依 Scholar Coach 的實際服務型態撰寫，但尚未經法務審核，不具正式效力。以下為待確認欄位：</w:t>
-            </w:r>
-          </w:p>
-          <w:p>
-            <w:pPr>
-              <w:pStyle w:val="a4"/>
-              <w:numPr>
-                <w:ilvl w:val="0"/>
-                <w:numId w:val="2"/>
-              </w:numPr>
-              <w:spacing w:after="80" w:line="300" w:lineRule="auto"/>
-            </w:pPr>
-            <w:r>
-              <w:rPr>
-                <w:rFonts w:eastAsia="微軟正黑體"/>
-                <w:color w:val="8A5B00"/>
-              </w:rPr>
-              <w:t>營運公司全稱、統一編號、登記地址、個資保護聯絡窗口</w:t>
-            </w:r>
-          </w:p>
-          <w:p>
-            <w:pPr>
-              <w:pStyle w:val="a4"/>
-              <w:numPr>
-                <w:ilvl w:val="0"/>
-                <w:numId w:val="2"/>
-              </w:numPr>
-              <w:spacing w:after="80" w:line="300" w:lineRule="auto"/>
-            </w:pPr>
-            <w:r>
-              <w:rPr>
-                <w:rFonts w:eastAsia="微軟正黑體"/>
-                <w:color w:val="8A5B00"/>
-              </w:rPr>
-              <w:t>正式版所使用之 AI 模型供應商清單（現為 OpenAI、Google，如新增須同步更新）</w:t>
-            </w:r>
-          </w:p>
-          <w:p>
-            <w:pPr>
-              <w:pStyle w:val="a4"/>
-              <w:numPr>
-                <w:ilvl w:val="0"/>
-                <w:numId w:val="2"/>
-              </w:numPr>
-              <w:spacing w:after="80" w:line="300" w:lineRule="auto"/>
-            </w:pPr>
-            <w:r>
-              <w:rPr>
-                <w:rFonts w:eastAsia="微軟正黑體"/>
-                <w:color w:val="8A5B00"/>
-              </w:rPr>
-              <w:t>金流服務商與發票開立方式之最終確認</w:t>
-            </w:r>
-          </w:p>
-          <w:p>
-            <w:pPr>
-              <w:pStyle w:val="a4"/>
-              <w:numPr>
-                <w:ilvl w:val="0"/>
-                <w:numId w:val="2"/>
-              </w:numPr>
-              <w:spacing w:line="300" w:lineRule="auto"/>
-            </w:pPr>
-            <w:r>
-              <w:rPr>
-                <w:rFonts w:eastAsia="微軟正黑體"/>
-                <w:color w:val="8A5B00"/>
-              </w:rPr>
-              <w:t>客服信箱是否沿用 Gmail 或改為公司網域信箱</w:t>
-            </w:r>
-          </w:p>
-        </w:tc>
-      </w:tr>
-    </w:tbl>
-    <w:p>
-      <w:pPr>
-        <w:spacing w:after="300"/>
-      </w:pPr>
     </w:p>
     <w:p>
       <w:pPr>
@@ -2379,13 +2242,7 @@
         <w:rPr>
           <w:rFonts w:eastAsia="微軟正黑體"/>
         </w:rPr>
-        <w:t>本產品</w:t>
-      </w:r>
-      <w:r>
-        <w:rPr>
-          <w:rFonts w:eastAsia="微軟正黑體"/>
-        </w:rPr>
-        <w:t>為一套</w:t>
+        <w:t>本產品為一套</w:t>
       </w:r>
       <w:r>
         <w:rPr>
@@ -2399,19 +2256,7 @@
         <w:rPr>
           <w:rFonts w:eastAsia="微軟正黑體"/>
         </w:rPr>
-        <w:t>：使用者上傳單篇學術論文之 PDF 檔案後，</w:t>
-      </w:r>
-      <w:r>
-        <w:rPr>
-          <w:rFonts w:eastAsia="微軟正黑體"/>
-        </w:rPr>
-        <w:t>本產品</w:t>
-      </w:r>
-      <w:r>
-        <w:rPr>
-          <w:rFonts w:eastAsia="微軟正黑體"/>
-        </w:rPr>
-        <w:t>將透過人工智慧模型解析其理論架構、方法論與研究侷限，並依使用者選定之學科領域、理論模板、寫作風格與生成深度，產出多份後續研究提案大綱。</w:t>
+        <w:t>：使用者上傳單篇學術論文之 PDF 檔案後，本產品將透過人工智慧模型解析其理論架構、方法論與研究侷限，並依使用者選定之學科領域、理論模板、寫作風格與生成深度，產出多份後續研究提案大綱。</w:t>
       </w:r>
     </w:p>
     <w:tbl>
@@ -2435,12 +2280,6 @@
         <w:gridCol w:w="9350"/>
       </w:tblGrid>
       <w:tr>
-        <w:tblPrEx>
-          <w:tblCellMar>
-            <w:top w:w="0" w:type="dxa"/>
-            <w:bottom w:w="0" w:type="dxa"/>
-          </w:tblCellMar>
-        </w:tblPrEx>
         <w:tc>
           <w:tcPr>
             <w:tcW w:w="9350" w:type="dxa"/>
@@ -2615,7 +2454,7 @@
         <w:rPr>
           <w:rFonts w:eastAsia="微軟正黑體" w:hint="eastAsia"/>
         </w:rPr>
-        <w:t>服務團隊</w:t>
+        <w:t>本產品服務團隊</w:t>
       </w:r>
       <w:r>
         <w:rPr>
@@ -2627,7 +2466,7 @@
         <w:rPr>
           <w:rFonts w:eastAsia="微軟正黑體"/>
         </w:rPr>
-        <w:t>服務團隊</w:t>
+        <w:t>本產品服務團隊</w:t>
       </w:r>
       <w:r>
         <w:rPr>
@@ -2649,7 +2488,7 @@
           <w:b/>
           <w:bCs/>
         </w:rPr>
-        <w:t>服務團隊</w:t>
+        <w:t>本產品服務團隊</w:t>
       </w:r>
       <w:r>
         <w:rPr>
@@ -2782,7 +2621,7 @@
         <w:rPr>
           <w:rFonts w:eastAsia="微軟正黑體"/>
         </w:rPr>
-        <w:t>服務團隊</w:t>
+        <w:t>本產品服務團隊</w:t>
       </w:r>
       <w:r>
         <w:rPr>
@@ -2873,7 +2712,7 @@
         <w:rPr>
           <w:rFonts w:eastAsia="微軟正黑體"/>
         </w:rPr>
-        <w:t>服務團隊</w:t>
+        <w:t>本產品服務團隊</w:t>
       </w:r>
       <w:r>
         <w:rPr>
@@ -2927,9 +2766,6 @@
     <w:p>
       <w:pPr>
         <w:spacing w:after="140" w:line="300" w:lineRule="auto"/>
-        <w:rPr>
-          <w:rFonts w:hint="eastAsia"/>
-        </w:rPr>
       </w:pPr>
       <w:r>
         <w:rPr>
@@ -2955,7 +2791,7 @@
         <w:rPr>
           <w:rFonts w:eastAsia="微軟正黑體"/>
         </w:rPr>
-        <w:t>服務團隊</w:t>
+        <w:t>本產品服務團隊</w:t>
       </w:r>
       <w:r>
         <w:rPr>
@@ -3054,7 +2890,7 @@
         <w:rPr>
           <w:rFonts w:eastAsia="微軟正黑體"/>
         </w:rPr>
-        <w:t>服務團隊</w:t>
+        <w:t>本產品服務團隊</w:t>
       </w:r>
       <w:r>
         <w:rPr>
@@ -3066,7 +2902,7 @@
         <w:rPr>
           <w:rFonts w:eastAsia="微軟正黑體"/>
         </w:rPr>
-        <w:t>服務團隊</w:t>
+        <w:t>本產品服務團隊</w:t>
       </w:r>
       <w:r>
         <w:rPr>
@@ -3124,7 +2960,7 @@
         <w:rPr>
           <w:rFonts w:eastAsia="微軟正黑體"/>
         </w:rPr>
-        <w:t>服務團隊</w:t>
+        <w:t>本產品服務團隊</w:t>
       </w:r>
       <w:r>
         <w:rPr>
@@ -3146,13 +2982,7 @@
         <w:rPr>
           <w:rFonts w:eastAsia="微軟正黑體"/>
         </w:rPr>
-        <w:t>本產品</w:t>
-      </w:r>
-      <w:r>
-        <w:rPr>
-          <w:rFonts w:eastAsia="微軟正黑體"/>
-        </w:rPr>
-        <w:t>僅保留生成結果所必要之資料，包括：您所選定的參數（學科領域、理論模板、風格、生成深度）、論文標題等識別性欄位，以及生成之提案文字內容，供您於「歷史紀錄」中查閱。</w:t>
+        <w:t>本產品僅保留生成結果所必要之資料，包括：您所選定的參數（學科領域、理論模板、風格、生成深度）、論文標題等識別性欄位，以及生成之提案文字內容，供您於「歷史紀錄」中查閱。</w:t>
       </w:r>
     </w:p>
     <w:p>
@@ -3174,7 +3004,7 @@
         <w:rPr>
           <w:rFonts w:eastAsia="微軟正黑體"/>
         </w:rPr>
-        <w:t>服務團隊</w:t>
+        <w:t>本產品服務團隊</w:t>
       </w:r>
       <w:r>
         <w:rPr>
@@ -3210,7 +3040,55 @@
         <w:rPr>
           <w:rFonts w:eastAsia="微軟正黑體"/>
         </w:rPr>
-        <w:t>，如需重新生成，須重新上傳檔案並依規定計費。請您自行妥善保管原始檔案。</w:t>
+        <w:t>，如需</w:t>
+      </w:r>
+      <w:r>
+        <w:rPr>
+          <w:rFonts w:eastAsia="微軟正黑體" w:hint="eastAsia"/>
+        </w:rPr>
+        <w:t>就同一論文</w:t>
+      </w:r>
+      <w:r>
+        <w:rPr>
+          <w:rFonts w:eastAsia="微軟正黑體"/>
+        </w:rPr>
+        <w:t>重新生成</w:t>
+      </w:r>
+      <w:r>
+        <w:rPr>
+          <w:rFonts w:eastAsia="微軟正黑體" w:hint="eastAsia"/>
+        </w:rPr>
+        <w:t>提案</w:t>
+      </w:r>
+      <w:r>
+        <w:rPr>
+          <w:rFonts w:eastAsia="微軟正黑體"/>
+        </w:rPr>
+        <w:t>，須重新上傳</w:t>
+      </w:r>
+      <w:r>
+        <w:rPr>
+          <w:rFonts w:eastAsia="微軟正黑體" w:hint="eastAsia"/>
+        </w:rPr>
+        <w:t>原始PDF</w:t>
+      </w:r>
+      <w:r>
+        <w:rPr>
+          <w:rFonts w:eastAsia="微軟正黑體"/>
+        </w:rPr>
+        <w:t>並依規定計費。請您自行妥善保管原始</w:t>
+      </w:r>
+      <w:r>
+        <w:rPr>
+          <w:rFonts w:eastAsia="微軟正黑體" w:hint="eastAsia"/>
+        </w:rPr>
+        <w:t>PDF檔案</w:t>
+      </w:r>
+      <w:r>
+        <w:rPr>
+          <w:rFonts w:eastAsia="微軟正黑體"/>
+        </w:rPr>
+        <w:t>。</w:t>
       </w:r>
     </w:p>
     <w:p>
@@ -3263,7 +3141,7 @@
         <w:rPr>
           <w:rFonts w:eastAsia="微軟正黑體"/>
         </w:rPr>
-        <w:t>服務團隊</w:t>
+        <w:t>本產品服務團隊</w:t>
       </w:r>
       <w:r>
         <w:rPr>
@@ -3313,7 +3191,7 @@
         <w:rPr>
           <w:rFonts w:eastAsia="微軟正黑體"/>
         </w:rPr>
-        <w:t>服務團隊</w:t>
+        <w:t>本產品服務團隊</w:t>
       </w:r>
       <w:r>
         <w:rPr>
@@ -3361,7 +3239,7 @@
         <w:rPr>
           <w:rFonts w:eastAsia="微軟正黑體"/>
         </w:rPr>
-        <w:t>服務團隊</w:t>
+        <w:t>本產品服務團隊</w:t>
       </w:r>
       <w:r>
         <w:rPr>
@@ -3397,7 +3275,7 @@
         <w:rPr>
           <w:rFonts w:eastAsia="微軟正黑體"/>
         </w:rPr>
-        <w:t>服務團隊</w:t>
+        <w:t>本產品服務團隊</w:t>
       </w:r>
       <w:r>
         <w:rPr>
@@ -3424,13 +3302,7 @@
         <w:rPr>
           <w:rFonts w:eastAsia="微軟正黑體"/>
         </w:rPr>
-        <w:t>本產品</w:t>
-      </w:r>
-      <w:r>
-        <w:rPr>
-          <w:rFonts w:eastAsia="微軟正黑體"/>
-        </w:rPr>
-        <w:t>為研究發想之輔助工具，並非代寫服務。您於使用時應遵守下列事項：</w:t>
+        <w:t>本產品為研究發想之輔助工具，並非代寫服務。您於使用時應遵守下列事項：</w:t>
       </w:r>
     </w:p>
     <w:p>
@@ -3446,7 +3318,19 @@
         <w:rPr>
           <w:rFonts w:eastAsia="微軟正黑體"/>
         </w:rPr>
-        <w:t>不得將生成內容</w:t>
+        <w:t>不</w:t>
+      </w:r>
+      <w:r>
+        <w:rPr>
+          <w:rFonts w:eastAsia="微軟正黑體" w:hint="eastAsia"/>
+        </w:rPr>
+        <w:t>建議</w:t>
+      </w:r>
+      <w:r>
+        <w:rPr>
+          <w:rFonts w:eastAsia="微軟正黑體"/>
+        </w:rPr>
+        <w:t>將生成內容</w:t>
       </w:r>
       <w:r>
         <w:rPr>
@@ -3496,7 +3380,7 @@
         <w:rPr>
           <w:rFonts w:eastAsia="微軟正黑體"/>
         </w:rPr>
-        <w:t>服務團隊</w:t>
+        <w:t>本產品服務團隊</w:t>
       </w:r>
       <w:r>
         <w:rPr>
@@ -3565,7 +3449,7 @@
         <w:rPr>
           <w:rFonts w:eastAsia="微軟正黑體"/>
         </w:rPr>
-        <w:t>服務團隊</w:t>
+        <w:t>本產品服務團隊</w:t>
       </w:r>
       <w:r>
         <w:rPr>
@@ -3596,12 +3480,6 @@
         <w:gridCol w:w="6750"/>
       </w:tblGrid>
       <w:tr>
-        <w:tblPrEx>
-          <w:tblCellMar>
-            <w:top w:w="0" w:type="dxa"/>
-            <w:bottom w:w="0" w:type="dxa"/>
-          </w:tblCellMar>
-        </w:tblPrEx>
         <w:trPr>
           <w:tblHeader/>
         </w:trPr>
@@ -3653,12 +3531,6 @@
         </w:tc>
       </w:tr>
       <w:tr>
-        <w:tblPrEx>
-          <w:tblCellMar>
-            <w:top w:w="0" w:type="dxa"/>
-            <w:bottom w:w="0" w:type="dxa"/>
-          </w:tblCellMar>
-        </w:tblPrEx>
         <w:tc>
           <w:tcPr>
             <w:tcW w:w="2600" w:type="dxa"/>
@@ -3699,12 +3571,6 @@
         </w:tc>
       </w:tr>
       <w:tr>
-        <w:tblPrEx>
-          <w:tblCellMar>
-            <w:top w:w="0" w:type="dxa"/>
-            <w:bottom w:w="0" w:type="dxa"/>
-          </w:tblCellMar>
-        </w:tblPrEx>
         <w:tc>
           <w:tcPr>
             <w:tcW w:w="2600" w:type="dxa"/>
@@ -3745,12 +3611,6 @@
         </w:tc>
       </w:tr>
       <w:tr>
-        <w:tblPrEx>
-          <w:tblCellMar>
-            <w:top w:w="0" w:type="dxa"/>
-            <w:bottom w:w="0" w:type="dxa"/>
-          </w:tblCellMar>
-        </w:tblPrEx>
         <w:tc>
           <w:tcPr>
             <w:tcW w:w="2600" w:type="dxa"/>
@@ -3791,12 +3651,6 @@
         </w:tc>
       </w:tr>
       <w:tr>
-        <w:tblPrEx>
-          <w:tblCellMar>
-            <w:top w:w="0" w:type="dxa"/>
-            <w:bottom w:w="0" w:type="dxa"/>
-          </w:tblCellMar>
-        </w:tblPrEx>
         <w:tc>
           <w:tcPr>
             <w:tcW w:w="2600" w:type="dxa"/>
@@ -3930,7 +3784,7 @@
         <w:rPr>
           <w:rFonts w:eastAsia="微軟正黑體"/>
         </w:rPr>
-        <w:t>，於您的帳號存續期間內持續有效。惟您主動刪除帳號、或帳號因違反本條款遭終止時，剩餘點數即歸消滅，不予退還或折抵。</w:t>
+        <w:t>，於您的帳號存續期間內持續有效。</w:t>
       </w:r>
     </w:p>
     <w:p>
@@ -3988,7 +3842,7 @@
         <w:rPr>
           <w:rFonts w:eastAsia="微軟正黑體"/>
         </w:rPr>
-        <w:t>服務團隊</w:t>
+        <w:t>本產品服務團隊</w:t>
       </w:r>
       <w:r>
         <w:rPr>
@@ -4014,15 +3868,37 @@
       </w:r>
       <w:r>
         <w:rPr>
-          <w:rFonts w:eastAsia="微軟正黑體"/>
-        </w:rPr>
-        <w:t>本產品</w:t>
-      </w:r>
-      <w:r>
-        <w:rPr>
-          <w:rFonts w:eastAsia="微軟正黑體"/>
-        </w:rPr>
-        <w:t>系統故障導致生成失敗、或未產出任何內容者，系統將退還該次所扣除之點數；</w:t>
+          <w:rFonts w:eastAsia="微軟正黑體" w:hint="eastAsia"/>
+        </w:rPr>
+        <w:t>您申請刪除帳號時，</w:t>
+      </w:r>
+      <w:r>
+        <w:rPr>
+          <w:rFonts w:eastAsia="微軟正黑體" w:hint="eastAsia"/>
+        </w:rPr>
+        <w:t>本產品服務團隊</w:t>
+      </w:r>
+      <w:r>
+        <w:rPr>
+          <w:rFonts w:eastAsia="微軟正黑體" w:hint="eastAsia"/>
+        </w:rPr>
+        <w:t>將協助您退還帳號內剩餘點數；</w:t>
+      </w:r>
+    </w:p>
+    <w:p>
+      <w:pPr>
+        <w:pStyle w:val="a4"/>
+        <w:numPr>
+          <w:ilvl w:val="0"/>
+          <w:numId w:val="2"/>
+        </w:numPr>
+        <w:spacing w:after="80" w:line="300" w:lineRule="auto"/>
+      </w:pPr>
+      <w:r>
+        <w:rPr>
+          <w:rFonts w:eastAsia="微軟正黑體"/>
+        </w:rPr>
+        <w:t>本產品系統故障導致生成失敗、或未產出任何內容者，系統將退還該次所扣除之點數；</w:t>
       </w:r>
     </w:p>
     <w:p>
@@ -4067,12 +3943,6 @@
         <w:gridCol w:w="9350"/>
       </w:tblGrid>
       <w:tr>
-        <w:tblPrEx>
-          <w:tblCellMar>
-            <w:top w:w="0" w:type="dxa"/>
-            <w:bottom w:w="0" w:type="dxa"/>
-          </w:tblCellMar>
-        </w:tblPrEx>
         <w:tc>
           <w:tcPr>
             <w:tcW w:w="9350" w:type="dxa"/>
@@ -4153,7 +4023,7 @@
                 <w:b/>
                 <w:bCs/>
               </w:rPr>
-              <w:t>服務團隊</w:t>
+              <w:t>本產品服務團隊</w:t>
             </w:r>
             <w:r>
               <w:rPr>
@@ -4173,7 +4043,7 @@
               <w:rPr>
                 <w:rFonts w:eastAsia="微軟正黑體"/>
               </w:rPr>
-              <w:t>服務團隊</w:t>
+              <w:t>本產品服務團隊</w:t>
             </w:r>
             <w:r>
               <w:rPr>
@@ -4260,7 +4130,7 @@
         <w:rPr>
           <w:rFonts w:eastAsia="微軟正黑體"/>
         </w:rPr>
-        <w:t>服務團隊</w:t>
+        <w:t>本產品服務團隊</w:t>
       </w:r>
       <w:r>
         <w:rPr>
@@ -4272,7 +4142,7 @@
         <w:rPr>
           <w:rFonts w:eastAsia="微軟正黑體"/>
         </w:rPr>
-        <w:t>服務團隊</w:t>
+        <w:t>本產品服務團隊</w:t>
       </w:r>
       <w:r>
         <w:rPr>
@@ -4513,7 +4383,7 @@
         <w:rPr>
           <w:rFonts w:eastAsia="微軟正黑體"/>
         </w:rPr>
-        <w:t>服務團隊</w:t>
+        <w:t>本產品服務團隊</w:t>
       </w:r>
       <w:r>
         <w:rPr>
@@ -4525,7 +4395,7 @@
         <w:rPr>
           <w:rFonts w:eastAsia="微軟正黑體"/>
         </w:rPr>
-        <w:t>服務團隊</w:t>
+        <w:t>本產品服務團隊</w:t>
       </w:r>
       <w:r>
         <w:rPr>
@@ -4552,19 +4422,13 @@
         <w:rPr>
           <w:rFonts w:eastAsia="微軟正黑體"/>
         </w:rPr>
-        <w:t>本產品</w:t>
-      </w:r>
-      <w:r>
-        <w:rPr>
-          <w:rFonts w:eastAsia="微軟正黑體"/>
-        </w:rPr>
-        <w:t>之網站介面、視覺設計、商標、標識、系統架構、程式碼、提示工程設計、資料庫及其他一切非由使用者提供之內容，其智慧財產權均歸</w:t>
-      </w:r>
-      <w:r>
-        <w:rPr>
-          <w:rFonts w:eastAsia="微軟正黑體"/>
-        </w:rPr>
-        <w:t>服務團隊</w:t>
+        <w:t>本產品之網站介面、視覺設計、商標、標識、系統架構、程式碼、提示工程設計、資料庫及其他一切非由使用者提供之內容，其智慧財產權均歸</w:t>
+      </w:r>
+      <w:r>
+        <w:rPr>
+          <w:rFonts w:eastAsia="微軟正黑體"/>
+        </w:rPr>
+        <w:t>本產品服務團隊</w:t>
       </w:r>
       <w:r>
         <w:rPr>
@@ -4587,7 +4451,7 @@
         <w:rPr>
           <w:rFonts w:eastAsia="微軟正黑體"/>
         </w:rPr>
-        <w:t>服務團隊</w:t>
+        <w:t>本產品服務團隊</w:t>
       </w:r>
       <w:r>
         <w:rPr>
@@ -4619,7 +4483,7 @@
         <w:rPr>
           <w:rFonts w:eastAsia="微軟正黑體"/>
         </w:rPr>
-        <w:t>服務團隊</w:t>
+        <w:t>本產品服務團隊</w:t>
       </w:r>
       <w:r>
         <w:rPr>
@@ -4661,7 +4525,7 @@
         <w:rPr>
           <w:rFonts w:eastAsia="微軟正黑體"/>
         </w:rPr>
-        <w:t>服務團隊</w:t>
+        <w:t>本產品服務團隊</w:t>
       </w:r>
       <w:r>
         <w:rPr>
@@ -4687,7 +4551,7 @@
         <w:rPr>
           <w:rFonts w:eastAsia="微軟正黑體"/>
         </w:rPr>
-        <w:t>服務團隊</w:t>
+        <w:t>本產品服務團隊</w:t>
       </w:r>
       <w:r>
         <w:rPr>
@@ -4715,7 +4579,7 @@
         <w:rPr>
           <w:rFonts w:eastAsia="微軟正黑體"/>
         </w:rPr>
-        <w:t>服務團隊</w:t>
+        <w:t>本產品服務團隊</w:t>
       </w:r>
       <w:r>
         <w:rPr>
@@ -4773,7 +4637,43 @@
         <w:rPr>
           <w:rFonts w:eastAsia="微軟正黑體"/>
         </w:rPr>
-        <w:t>申請刪除帳號；帳號刪除後，剩餘點數即歸消滅，不予退還。</w:t>
+        <w:t>申請刪除帳號；</w:t>
+      </w:r>
+      <w:r>
+        <w:rPr>
+          <w:rFonts w:eastAsia="微軟正黑體" w:hint="eastAsia"/>
+        </w:rPr>
+        <w:t>尚未使用之點數得依第8條第（3</w:t>
+      </w:r>
+      <w:r>
+        <w:rPr>
+          <w:rFonts w:eastAsia="微軟正黑體"/>
+        </w:rPr>
+        <w:t>）</w:t>
+      </w:r>
+      <w:r>
+        <w:rPr>
+          <w:rFonts w:eastAsia="微軟正黑體" w:hint="eastAsia"/>
+        </w:rPr>
+        <w:t>款申請退還，</w:t>
+      </w:r>
+      <w:r>
+        <w:rPr>
+          <w:rFonts w:eastAsia="微軟正黑體" w:hint="eastAsia"/>
+        </w:rPr>
+        <w:t>本產品服務團隊</w:t>
+      </w:r>
+      <w:r>
+        <w:rPr>
+          <w:rFonts w:eastAsia="微軟正黑體" w:hint="eastAsia"/>
+        </w:rPr>
+        <w:t>將協助辦理退還作業</w:t>
+      </w:r>
+      <w:r>
+        <w:rPr>
+          <w:rFonts w:eastAsia="微軟正黑體"/>
+        </w:rPr>
+        <w:t>。</w:t>
       </w:r>
     </w:p>
     <w:p>
@@ -4799,13 +4699,7 @@
         <w:rPr>
           <w:rFonts w:eastAsia="微軟正黑體"/>
         </w:rPr>
-        <w:t>本產品</w:t>
-      </w:r>
-      <w:r>
-        <w:rPr>
-          <w:rFonts w:eastAsia="微軟正黑體"/>
-        </w:rPr>
-        <w:t>係以「</w:t>
+        <w:t>本產品係以「</w:t>
       </w:r>
       <w:r>
         <w:rPr>
@@ -4839,7 +4733,7 @@
         <w:rPr>
           <w:rFonts w:eastAsia="微軟正黑體"/>
         </w:rPr>
-        <w:t>服務團隊</w:t>
+        <w:t>本產品服務團隊</w:t>
       </w:r>
       <w:r>
         <w:rPr>
@@ -4862,7 +4756,7 @@
           <w:rFonts w:eastAsia="微軟正黑體"/>
         </w:rPr>
         <w:lastRenderedPageBreak/>
-        <w:t>服務團隊</w:t>
+        <w:t>本產品服務團隊</w:t>
       </w:r>
       <w:r>
         <w:rPr>
@@ -4890,7 +4784,7 @@
         <w:rPr>
           <w:rFonts w:eastAsia="微軟正黑體"/>
         </w:rPr>
-        <w:t>服務團隊</w:t>
+        <w:t>本產品服務團隊</w:t>
       </w:r>
       <w:r>
         <w:rPr>
@@ -4960,7 +4854,7 @@
         <w:rPr>
           <w:rFonts w:eastAsia="微軟正黑體"/>
         </w:rPr>
-        <w:t>服務團隊</w:t>
+        <w:t>本產品服務團隊</w:t>
       </w:r>
       <w:r>
         <w:rPr>
@@ -4987,7 +4881,7 @@
         <w:rPr>
           <w:rFonts w:eastAsia="微軟正黑體"/>
         </w:rPr>
-        <w:t>服務團隊</w:t>
+        <w:t>本產品服務團隊</w:t>
       </w:r>
       <w:r>
         <w:rPr>
@@ -5013,7 +4907,7 @@
         <w:rPr>
           <w:rFonts w:eastAsia="微軟正黑體"/>
         </w:rPr>
-        <w:t>服務團隊</w:t>
+        <w:t>本產品服務團隊</w:t>
       </w:r>
       <w:r>
         <w:rPr>
@@ -5064,60 +4958,108 @@
           <w:rFonts w:eastAsia="微軟正黑體"/>
         </w:rPr>
         <w:t>本條款之解釋與適用，以中華民國法律為準據法。因本條款所生之爭議，雙方應本於誠信原則協商解決；如有訴訟之必要，除消費者保護法或其他法律另有專屬管轄規定外，雙方同意以</w:t>
+      </w:r>
+      <w:r>
+        <w:rPr>
+          <w:rFonts w:eastAsia="微軟正黑體"/>
+        </w:rPr>
+        <w:t>臺灣臺北地方法院</w:t>
+      </w:r>
+      <w:r>
+        <w:rPr>
+          <w:rFonts w:eastAsia="微軟正黑體"/>
+        </w:rPr>
+        <w:t>為第一審管轄法院。</w:t>
+      </w:r>
+    </w:p>
+    <w:p>
+      <w:pPr>
+        <w:spacing w:after="140" w:line="300" w:lineRule="auto"/>
+      </w:pPr>
+      <w:r>
+        <w:rPr>
+          <w:rFonts w:eastAsia="微軟正黑體"/>
+        </w:rPr>
+        <w:t>本條款之任一條項如經認定為無效或不可執行，不影響其餘條項之效力。</w:t>
+      </w:r>
+    </w:p>
+    <w:p>
+      <w:r>
+        <w:br w:type="page"/>
+      </w:r>
+    </w:p>
+    <w:p>
+      <w:pPr>
+        <w:pStyle w:val="1"/>
+      </w:pPr>
+      <w:bookmarkStart w:id="15" w:name="_Toc237506519"/>
+      <w:r>
+        <w:lastRenderedPageBreak/>
+        <w:t>二、隱私權政策</w:t>
+      </w:r>
+      <w:bookmarkEnd w:id="15"/>
+    </w:p>
+    <w:p>
+      <w:pPr>
+        <w:spacing w:after="140" w:line="300" w:lineRule="auto"/>
+      </w:pPr>
+      <w:r>
+        <w:rPr>
+          <w:rFonts w:eastAsia="微軟正黑體"/>
+        </w:rPr>
+        <w:t>為配合《個人資料保護法》之規範，並讓您瞭解</w:t>
+      </w:r>
+      <w:r>
+        <w:rPr>
+          <w:rFonts w:eastAsia="微軟正黑體"/>
+        </w:rPr>
+        <w:t>本產品</w:t>
+      </w:r>
+      <w:r>
+        <w:rPr>
+          <w:rFonts w:eastAsia="微軟正黑體"/>
+        </w:rPr>
+        <w:t>如何蒐集、處理及利用您的個人資料，特訂定本隱私權政策。</w:t>
+      </w:r>
+    </w:p>
+    <w:p>
+      <w:pPr>
+        <w:pStyle w:val="2"/>
+      </w:pPr>
+      <w:bookmarkStart w:id="16" w:name="_Toc237506520"/>
+      <w:r>
+        <w:t>1. 適用範圍</w:t>
+      </w:r>
+      <w:bookmarkEnd w:id="16"/>
+    </w:p>
+    <w:p>
+      <w:pPr>
+        <w:spacing w:after="140" w:line="300" w:lineRule="auto"/>
+      </w:pPr>
+      <w:r>
+        <w:rPr>
+          <w:rFonts w:eastAsia="微軟正黑體"/>
+        </w:rPr>
+        <w:t>本政策適用於您使用 Scholar Coach 各項服務時，所涉及之個人資料蒐集、處理、利用及保護。</w:t>
+      </w:r>
+    </w:p>
+    <w:p>
+      <w:pPr>
+        <w:spacing w:after="140" w:line="300" w:lineRule="auto"/>
+      </w:pPr>
+      <w:r>
+        <w:rPr>
+          <w:rFonts w:eastAsia="微軟正黑體"/>
+        </w:rPr>
+        <w:t>本政策</w:t>
       </w:r>
       <w:r>
         <w:rPr>
           <w:rFonts w:eastAsia="微軟正黑體"/>
           <w:b/>
           <w:bCs/>
-          <w:color w:val="8A5B00"/>
-          <w:shd w:val="clear" w:color="auto" w:fill="FFF2CC"/>
-        </w:rPr>
-        <w:t>〔臺灣臺北地方法院〕</w:t>
-      </w:r>
-      <w:r>
-        <w:rPr>
-          <w:rFonts w:eastAsia="微軟正黑體"/>
-        </w:rPr>
-        <w:t>為第一審管轄法院。</w:t>
-      </w:r>
-    </w:p>
-    <w:p>
-      <w:pPr>
-        <w:spacing w:after="140" w:line="300" w:lineRule="auto"/>
-      </w:pPr>
-      <w:r>
-        <w:rPr>
-          <w:rFonts w:eastAsia="微軟正黑體"/>
-        </w:rPr>
-        <w:t>本條款之任一條項如經認定為無效或不可執行，不影響其餘條項之效力。</w:t>
-      </w:r>
-    </w:p>
-    <w:p>
-      <w:r>
-        <w:br w:type="page"/>
-      </w:r>
-    </w:p>
-    <w:p>
-      <w:pPr>
-        <w:pStyle w:val="1"/>
-      </w:pPr>
-      <w:bookmarkStart w:id="15" w:name="_Toc237506519"/>
-      <w:r>
-        <w:lastRenderedPageBreak/>
-        <w:t>二、隱私權政策</w:t>
-      </w:r>
-      <w:bookmarkEnd w:id="15"/>
-    </w:p>
-    <w:p>
-      <w:pPr>
-        <w:spacing w:after="140" w:line="300" w:lineRule="auto"/>
-      </w:pPr>
-      <w:r>
-        <w:rPr>
-          <w:rFonts w:eastAsia="微軟正黑體"/>
-        </w:rPr>
-        <w:t>為配合《個人資料保護法》之規範，並讓您瞭解</w:t>
+        </w:rPr>
+        <w:t>不適用於</w:t>
       </w:r>
       <w:r>
         <w:rPr>
@@ -5129,47 +5071,19 @@
         <w:rPr>
           <w:rFonts w:eastAsia="微軟正黑體"/>
         </w:rPr>
-        <w:t>如何蒐集、處理及利用您的個人資料，特訂定本隱私權政策。</w:t>
-      </w:r>
-    </w:p>
-    <w:p>
-      <w:pPr>
-        <w:pStyle w:val="2"/>
-      </w:pPr>
-      <w:bookmarkStart w:id="16" w:name="_Toc237506520"/>
-      <w:r>
-        <w:t>1. 適用範圍</w:t>
-      </w:r>
-      <w:bookmarkEnd w:id="16"/>
-    </w:p>
-    <w:p>
-      <w:pPr>
-        <w:spacing w:after="140" w:line="300" w:lineRule="auto"/>
-      </w:pPr>
-      <w:r>
-        <w:rPr>
-          <w:rFonts w:eastAsia="微軟正黑體"/>
-        </w:rPr>
-        <w:t>本政策適用於您使用 Scholar Coach 各項服務時，所涉及之個人資料蒐集、處理、利用及保護。</w:t>
-      </w:r>
-    </w:p>
-    <w:p>
-      <w:pPr>
-        <w:spacing w:after="140" w:line="300" w:lineRule="auto"/>
-      </w:pPr>
-      <w:r>
-        <w:rPr>
-          <w:rFonts w:eastAsia="微軟正黑體"/>
-        </w:rPr>
-        <w:t>本政策</w:t>
-      </w:r>
-      <w:r>
-        <w:rPr>
-          <w:rFonts w:eastAsia="微軟正黑體"/>
-          <w:b/>
-          <w:bCs/>
-        </w:rPr>
-        <w:t>不適用於</w:t>
+        <w:t>以外之連結網站，亦不適用於非</w:t>
+      </w:r>
+      <w:r>
+        <w:rPr>
+          <w:rFonts w:eastAsia="微軟正黑體"/>
+        </w:rPr>
+        <w:t>本產品服務團隊</w:t>
+      </w:r>
+      <w:r>
+        <w:rPr>
+          <w:rFonts w:eastAsia="微軟正黑體"/>
+        </w:rPr>
+        <w:t>所委託或參與管理之人員。您透過</w:t>
       </w:r>
       <w:r>
         <w:rPr>
@@ -5181,37 +5095,13 @@
         <w:rPr>
           <w:rFonts w:eastAsia="微軟正黑體"/>
         </w:rPr>
-        <w:t>以外之連結網站，亦不適用於非</w:t>
-      </w:r>
-      <w:r>
-        <w:rPr>
-          <w:rFonts w:eastAsia="微軟正黑體"/>
-        </w:rPr>
-        <w:t>服務團隊</w:t>
-      </w:r>
-      <w:r>
-        <w:rPr>
-          <w:rFonts w:eastAsia="微軟正黑體"/>
-        </w:rPr>
-        <w:t>所委託或參與管理之人員。您透過</w:t>
-      </w:r>
-      <w:r>
-        <w:rPr>
-          <w:rFonts w:eastAsia="微軟正黑體"/>
-        </w:rPr>
-        <w:t>本產品</w:t>
-      </w:r>
-      <w:r>
-        <w:rPr>
-          <w:rFonts w:eastAsia="微軟正黑體"/>
-        </w:rPr>
         <w:t>連結至第三方網站時，該等網站之隱私權實務與</w:t>
       </w:r>
       <w:r>
         <w:rPr>
           <w:rFonts w:eastAsia="微軟正黑體"/>
         </w:rPr>
-        <w:t>服務團隊</w:t>
+        <w:t>本產品服務團隊</w:t>
       </w:r>
       <w:r>
         <w:rPr>
@@ -5253,12 +5143,6 @@
         <w:gridCol w:w="2750"/>
       </w:tblGrid>
       <w:tr>
-        <w:tblPrEx>
-          <w:tblCellMar>
-            <w:top w:w="0" w:type="dxa"/>
-            <w:bottom w:w="0" w:type="dxa"/>
-          </w:tblCellMar>
-        </w:tblPrEx>
         <w:trPr>
           <w:tblHeader/>
         </w:trPr>
@@ -5333,12 +5217,6 @@
         </w:tc>
       </w:tr>
       <w:tr>
-        <w:tblPrEx>
-          <w:tblCellMar>
-            <w:top w:w="0" w:type="dxa"/>
-            <w:bottom w:w="0" w:type="dxa"/>
-          </w:tblCellMar>
-        </w:tblPrEx>
         <w:tc>
           <w:tcPr>
             <w:tcW w:w="2200" w:type="dxa"/>
@@ -5404,12 +5282,6 @@
         </w:tc>
       </w:tr>
       <w:tr>
-        <w:tblPrEx>
-          <w:tblCellMar>
-            <w:top w:w="0" w:type="dxa"/>
-            <w:bottom w:w="0" w:type="dxa"/>
-          </w:tblCellMar>
-        </w:tblPrEx>
         <w:tc>
           <w:tcPr>
             <w:tcW w:w="2200" w:type="dxa"/>
@@ -5469,12 +5341,6 @@
         </w:tc>
       </w:tr>
       <w:tr>
-        <w:tblPrEx>
-          <w:tblCellMar>
-            <w:top w:w="0" w:type="dxa"/>
-            <w:bottom w:w="0" w:type="dxa"/>
-          </w:tblCellMar>
-        </w:tblPrEx>
         <w:tc>
           <w:tcPr>
             <w:tcW w:w="2200" w:type="dxa"/>
@@ -5534,12 +5400,6 @@
         </w:tc>
       </w:tr>
       <w:tr>
-        <w:tblPrEx>
-          <w:tblCellMar>
-            <w:top w:w="0" w:type="dxa"/>
-            <w:bottom w:w="0" w:type="dxa"/>
-          </w:tblCellMar>
-        </w:tblPrEx>
         <w:tc>
           <w:tcPr>
             <w:tcW w:w="2200" w:type="dxa"/>
@@ -5599,12 +5459,6 @@
         </w:tc>
       </w:tr>
       <w:tr>
-        <w:tblPrEx>
-          <w:tblCellMar>
-            <w:top w:w="0" w:type="dxa"/>
-            <w:bottom w:w="0" w:type="dxa"/>
-          </w:tblCellMar>
-        </w:tblPrEx>
         <w:tc>
           <w:tcPr>
             <w:tcW w:w="2200" w:type="dxa"/>
@@ -5645,7 +5499,7 @@
               <w:rPr>
                 <w:rFonts w:eastAsia="微軟正黑體"/>
               </w:rPr>
-              <w:t>服務團隊</w:t>
+              <w:t>本產品服務團隊</w:t>
             </w:r>
             <w:r>
               <w:rPr>
@@ -5691,15 +5545,7 @@
           <w:b/>
           <w:bCs/>
         </w:rPr>
-        <w:t>本產品</w:t>
-      </w:r>
-      <w:r>
-        <w:rPr>
-          <w:rFonts w:eastAsia="微軟正黑體"/>
-          <w:b/>
-          <w:bCs/>
-        </w:rPr>
-        <w:t>不會主動蒐集</w:t>
+        <w:t>本產品不會主動蒐集</w:t>
       </w:r>
       <w:r>
         <w:rPr>
@@ -5711,7 +5557,7 @@
         <w:rPr>
           <w:rFonts w:eastAsia="微軟正黑體"/>
         </w:rPr>
-        <w:t>服務團隊</w:t>
+        <w:t>本產品服務團隊</w:t>
       </w:r>
       <w:r>
         <w:rPr>
@@ -5763,12 +5609,6 @@
         <w:gridCol w:w="7150"/>
       </w:tblGrid>
       <w:tr>
-        <w:tblPrEx>
-          <w:tblCellMar>
-            <w:top w:w="0" w:type="dxa"/>
-            <w:bottom w:w="0" w:type="dxa"/>
-          </w:tblCellMar>
-        </w:tblPrEx>
         <w:trPr>
           <w:tblHeader/>
         </w:trPr>
@@ -5821,12 +5661,6 @@
         </w:tc>
       </w:tr>
       <w:tr>
-        <w:tblPrEx>
-          <w:tblCellMar>
-            <w:top w:w="0" w:type="dxa"/>
-            <w:bottom w:w="0" w:type="dxa"/>
-          </w:tblCellMar>
-        </w:tblPrEx>
         <w:tc>
           <w:tcPr>
             <w:tcW w:w="2200" w:type="dxa"/>
@@ -5879,12 +5713,6 @@
         </w:tc>
       </w:tr>
       <w:tr>
-        <w:tblPrEx>
-          <w:tblCellMar>
-            <w:top w:w="0" w:type="dxa"/>
-            <w:bottom w:w="0" w:type="dxa"/>
-          </w:tblCellMar>
-        </w:tblPrEx>
         <w:tc>
           <w:tcPr>
             <w:tcW w:w="2200" w:type="dxa"/>
@@ -5925,12 +5753,6 @@
         </w:tc>
       </w:tr>
       <w:tr>
-        <w:tblPrEx>
-          <w:tblCellMar>
-            <w:top w:w="0" w:type="dxa"/>
-            <w:bottom w:w="0" w:type="dxa"/>
-          </w:tblCellMar>
-        </w:tblPrEx>
         <w:tc>
           <w:tcPr>
             <w:tcW w:w="2200" w:type="dxa"/>
@@ -5977,18 +5799,24 @@
               <w:rPr>
                 <w:rFonts w:eastAsia="微軟正黑體"/>
               </w:rPr>
-              <w:t>終止營運之日止；另依稅法、商業會計法等法令對交易憑證有保存年限要求者，依各該法定期限保存。上傳之論文原始檔案則於分析完成後即行刪除（詳見第 4 點）</w:t>
+              <w:t>終止營運</w:t>
+            </w:r>
+            <w:r>
+              <w:rPr>
+                <w:rFonts w:eastAsia="微軟正黑體" w:hint="eastAsia"/>
+              </w:rPr>
+              <w:t>後三個月為</w:t>
+            </w:r>
+            <w:r>
+              <w:rPr>
+                <w:rFonts w:eastAsia="微軟正黑體"/>
+              </w:rPr>
+              <w:t>止；另依稅法、商業會計法等法令對交易憑證有保存年限要求者，依各該法定期限保存。上傳之論文原始檔案則於分析完成後即行刪除（詳見第 4 點）</w:t>
             </w:r>
           </w:p>
         </w:tc>
       </w:tr>
       <w:tr>
-        <w:tblPrEx>
-          <w:tblCellMar>
-            <w:top w:w="0" w:type="dxa"/>
-            <w:bottom w:w="0" w:type="dxa"/>
-          </w:tblCellMar>
-        </w:tblPrEx>
         <w:tc>
           <w:tcPr>
             <w:tcW w:w="2200" w:type="dxa"/>
@@ -6067,12 +5895,6 @@
         </w:tc>
       </w:tr>
       <w:tr>
-        <w:tblPrEx>
-          <w:tblCellMar>
-            <w:top w:w="0" w:type="dxa"/>
-            <w:bottom w:w="0" w:type="dxa"/>
-          </w:tblCellMar>
-        </w:tblPrEx>
         <w:tc>
           <w:tcPr>
             <w:tcW w:w="2200" w:type="dxa"/>
@@ -6107,7 +5929,7 @@
               <w:rPr>
                 <w:rFonts w:eastAsia="微軟正黑體"/>
               </w:rPr>
-              <w:t>服務團隊</w:t>
+              <w:t>本產品服務團隊</w:t>
             </w:r>
             <w:r>
               <w:rPr>
@@ -6119,7 +5941,7 @@
               <w:rPr>
                 <w:rFonts w:eastAsia="微軟正黑體"/>
               </w:rPr>
-              <w:t>服務團隊</w:t>
+              <w:t>本產品服務團隊</w:t>
             </w:r>
             <w:r>
               <w:rPr>
@@ -6131,12 +5953,6 @@
         </w:tc>
       </w:tr>
       <w:tr>
-        <w:tblPrEx>
-          <w:tblCellMar>
-            <w:top w:w="0" w:type="dxa"/>
-            <w:bottom w:w="0" w:type="dxa"/>
-          </w:tblCellMar>
-        </w:tblPrEx>
         <w:tc>
           <w:tcPr>
             <w:tcW w:w="2200" w:type="dxa"/>
@@ -6231,19 +6047,7 @@
         <w:rPr>
           <w:rFonts w:eastAsia="微軟正黑體"/>
         </w:rPr>
-        <w:t xml:space="preserve"> 您上傳之 PDF 原始檔案僅於解析與生成期間暫存於系統，處理完成後即自動刪除，</w:t>
-      </w:r>
-      <w:r>
-        <w:rPr>
-          <w:rFonts w:eastAsia="微軟正黑體"/>
-        </w:rPr>
-        <w:t>服務團隊</w:t>
-      </w:r>
-      <w:r>
-        <w:rPr>
-          <w:rFonts w:eastAsia="微軟正黑體"/>
-        </w:rPr>
-        <w:t>不會長期保存。</w:t>
+        <w:t xml:space="preserve"> 您上傳之 PDF 原始檔案僅於解析與生成期間暫存於系統，處理完成後即自動刪除。</w:t>
       </w:r>
     </w:p>
     <w:p>
@@ -6273,7 +6077,7 @@
         <w:rPr>
           <w:rFonts w:eastAsia="微軟正黑體"/>
         </w:rPr>
-        <w:t>服務團隊</w:t>
+        <w:t>本產品服務團隊</w:t>
       </w:r>
       <w:r>
         <w:rPr>
@@ -6329,7 +6133,7 @@
           <w:b/>
           <w:bCs/>
         </w:rPr>
-        <w:t>存取控管。</w:t>
+        <w:t>統計與改善。</w:t>
       </w:r>
       <w:r>
         <w:rPr>
@@ -6341,49 +6145,13 @@
         <w:rPr>
           <w:rFonts w:eastAsia="微軟正黑體"/>
         </w:rPr>
-        <w:t>服務團隊</w:t>
-      </w:r>
-      <w:r>
-        <w:rPr>
-          <w:rFonts w:eastAsia="微軟正黑體"/>
-        </w:rPr>
-        <w:t>員工原則上不得存取使用者之生成內容；僅於您主動申請客服協助並同意、或為排除系統重大故障之必要時，由經授權之人員在最小必要範圍內存取，並留存作業紀錄。</w:t>
-      </w:r>
-    </w:p>
-    <w:p>
-      <w:pPr>
-        <w:pStyle w:val="a4"/>
-        <w:numPr>
-          <w:ilvl w:val="0"/>
-          <w:numId w:val="3"/>
-        </w:numPr>
-        <w:spacing w:after="80" w:line="300" w:lineRule="auto"/>
-      </w:pPr>
-      <w:r>
-        <w:rPr>
-          <w:rFonts w:eastAsia="微軟正黑體"/>
-          <w:b/>
-          <w:bCs/>
-        </w:rPr>
-        <w:t>統計與改善。</w:t>
-      </w:r>
-      <w:r>
-        <w:rPr>
-          <w:rFonts w:eastAsia="微軟正黑體"/>
-        </w:rPr>
-        <w:t xml:space="preserve"> </w:t>
-      </w:r>
-      <w:r>
-        <w:rPr>
-          <w:rFonts w:eastAsia="微軟正黑體"/>
-        </w:rPr>
-        <w:t>服務團隊</w:t>
-      </w:r>
-      <w:r>
-        <w:rPr>
-          <w:rFonts w:eastAsia="微軟正黑體"/>
-        </w:rPr>
-        <w:t>得就使用行為進行去識別化之彙總統計（例如各學科使用比例、生成成功率），該等統計資料無從識別特定個人。</w:t>
+        <w:t>本產品服務團隊</w:t>
+      </w:r>
+      <w:r>
+        <w:rPr>
+          <w:rFonts w:eastAsia="微軟正黑體"/>
+        </w:rPr>
+        <w:t>得就使用行為進行去識別化之彙總統計（例如各學科使用比例、生成成功率）。</w:t>
       </w:r>
     </w:p>
     <w:p>
@@ -6417,12 +6185,6 @@
         <w:gridCol w:w="9350"/>
       </w:tblGrid>
       <w:tr>
-        <w:tblPrEx>
-          <w:tblCellMar>
-            <w:top w:w="0" w:type="dxa"/>
-            <w:bottom w:w="0" w:type="dxa"/>
-          </w:tblCellMar>
-        </w:tblPrEx>
         <w:tc>
           <w:tcPr>
             <w:tcW w:w="9350" w:type="dxa"/>
@@ -6458,16 +6220,7 @@
                 <w:b/>
                 <w:bCs/>
               </w:rPr>
-              <w:t>將傳輸至境外</w:t>
-            </w:r>
-            <w:r>
-              <w:rPr>
-                <w:rFonts w:eastAsia="微軟正黑體"/>
-                <w:b/>
-                <w:bCs/>
-              </w:rPr>
-              <w:lastRenderedPageBreak/>
-              <w:t>之第三方 AI 模型服務供應商進行處理</w:t>
+              <w:t>將傳輸至境外之第三方 AI 模型服務供應商進行處理</w:t>
             </w:r>
             <w:r>
               <w:rPr>
@@ -6492,13 +6245,7 @@
         <w:rPr>
           <w:rFonts w:eastAsia="微軟正黑體"/>
         </w:rPr>
-        <w:t>本產品</w:t>
-      </w:r>
-      <w:r>
-        <w:rPr>
-          <w:rFonts w:eastAsia="微軟正黑體"/>
-        </w:rPr>
-        <w:t>目前所使用之 AI 模型供應商如下：</w:t>
+        <w:t>本產品目前所使用之 AI 模型供應商如下：</w:t>
       </w:r>
     </w:p>
     <w:tbl>
@@ -6524,12 +6271,6 @@
         <w:gridCol w:w="4350"/>
       </w:tblGrid>
       <w:tr>
-        <w:tblPrEx>
-          <w:tblCellMar>
-            <w:top w:w="0" w:type="dxa"/>
-            <w:bottom w:w="0" w:type="dxa"/>
-          </w:tblCellMar>
-        </w:tblPrEx>
         <w:trPr>
           <w:tblHeader/>
         </w:trPr>
@@ -6604,12 +6345,6 @@
         </w:tc>
       </w:tr>
       <w:tr>
-        <w:tblPrEx>
-          <w:tblCellMar>
-            <w:top w:w="0" w:type="dxa"/>
-            <w:bottom w:w="0" w:type="dxa"/>
-          </w:tblCellMar>
-        </w:tblPrEx>
         <w:tc>
           <w:tcPr>
             <w:tcW w:w="2800" w:type="dxa"/>
@@ -6669,12 +6404,6 @@
         </w:tc>
       </w:tr>
       <w:tr>
-        <w:tblPrEx>
-          <w:tblCellMar>
-            <w:top w:w="0" w:type="dxa"/>
-            <w:bottom w:w="0" w:type="dxa"/>
-          </w:tblCellMar>
-        </w:tblPrEx>
         <w:tc>
           <w:tcPr>
             <w:tcW w:w="2800" w:type="dxa"/>
@@ -6747,7 +6476,7 @@
         <w:rPr>
           <w:rFonts w:eastAsia="微軟正黑體"/>
         </w:rPr>
-        <w:t>服務團隊</w:t>
+        <w:t>本產品服務團隊</w:t>
       </w:r>
       <w:r>
         <w:rPr>
@@ -6792,13 +6521,36 @@
         <w:rPr>
           <w:rFonts w:eastAsia="微軟正黑體"/>
         </w:rPr>
-        <w:t>服務團隊</w:t>
+        <w:t>本產品服務團隊</w:t>
       </w:r>
       <w:r>
         <w:rPr>
           <w:rFonts w:eastAsia="微軟正黑體"/>
         </w:rPr>
         <w:t>將更新本頁面並依第 12 點規定通知您。</w:t>
+      </w:r>
+    </w:p>
+    <w:p>
+      <w:pPr>
+        <w:spacing w:after="140" w:line="300" w:lineRule="auto"/>
+      </w:pPr>
+      <w:r>
+        <w:rPr>
+          <w:rFonts w:eastAsia="微軟正黑體"/>
+        </w:rPr>
+        <w:t>除 AI 模型供應商外，</w:t>
+      </w:r>
+      <w:r>
+        <w:rPr>
+          <w:rFonts w:eastAsia="微軟正黑體"/>
+        </w:rPr>
+        <w:t>本產品</w:t>
+      </w:r>
+      <w:r>
+        <w:rPr>
+          <w:rFonts w:eastAsia="微軟正黑體"/>
+        </w:rPr>
+        <w:t>尚使用下列委外服務：</w:t>
       </w:r>
       <w:r>
         <w:rPr>
@@ -6808,30 +6560,13 @@
           <w:color w:val="8A5B00"/>
           <w:shd w:val="clear" w:color="auto" w:fill="FFF2CC"/>
         </w:rPr>
-        <w:t>〔正式上線前應再次確認清單，如採用中國大陸地區業者之模型服務，須另行揭露並取得使用者明示同意〕</w:t>
-      </w:r>
-    </w:p>
-    <w:p>
-      <w:pPr>
-        <w:spacing w:after="140" w:line="300" w:lineRule="auto"/>
-      </w:pPr>
-      <w:r>
-        <w:rPr>
-          <w:rFonts w:eastAsia="微軟正黑體"/>
-        </w:rPr>
-        <w:t>除 AI 模型供應商外，</w:t>
-      </w:r>
-      <w:r>
-        <w:rPr>
-          <w:rFonts w:eastAsia="微軟正黑體"/>
-        </w:rPr>
-        <w:t>本產品</w:t>
-      </w:r>
-      <w:r>
-        <w:rPr>
-          <w:rFonts w:eastAsia="微軟正黑體"/>
-        </w:rPr>
-        <w:t>尚使用下列委外服務：</w:t>
+        <w:t>〔雲端主機商〕</w:t>
+      </w:r>
+      <w:r>
+        <w:rPr>
+          <w:rFonts w:eastAsia="微軟正黑體"/>
+        </w:rPr>
+        <w:t>（系統代管）、</w:t>
       </w:r>
       <w:r>
         <w:rPr>
@@ -6841,29 +6576,25 @@
           <w:color w:val="8A5B00"/>
           <w:shd w:val="clear" w:color="auto" w:fill="FFF2CC"/>
         </w:rPr>
-        <w:t>〔雲端主機商〕</w:t>
-      </w:r>
-      <w:r>
-        <w:rPr>
-          <w:rFonts w:eastAsia="微軟正黑體"/>
-        </w:rPr>
-        <w:t>（系統代管）、</w:t>
-      </w:r>
-      <w:r>
-        <w:rPr>
-          <w:rFonts w:eastAsia="微軟正黑體"/>
-          <w:b/>
-          <w:bCs/>
-          <w:color w:val="8A5B00"/>
-          <w:shd w:val="clear" w:color="auto" w:fill="FFF2CC"/>
-        </w:rPr>
         <w:t>〔金流服務商〕</w:t>
       </w:r>
       <w:r>
         <w:rPr>
           <w:rFonts w:eastAsia="微軟正黑體"/>
         </w:rPr>
-        <w:t xml:space="preserve">（付款處理）、Google Tag Manager 及 </w:t>
+        <w:t>（付款處理）、</w:t>
+      </w:r>
+      <w:r>
+        <w:rPr>
+          <w:rFonts w:eastAsia="微軟正黑體"/>
+        </w:rPr>
+        <w:t>Google Analysis</w:t>
+      </w:r>
+      <w:r>
+        <w:rPr>
+          <w:rFonts w:eastAsia="微軟正黑體"/>
+        </w:rPr>
+        <w:t xml:space="preserve"> 及 </w:t>
       </w:r>
       <w:proofErr w:type="spellStart"/>
       <w:r>
@@ -6898,13 +6629,19 @@
         <w:rPr>
           <w:rFonts w:eastAsia="微軟正黑體"/>
         </w:rPr>
-        <w:t>本產品</w:t>
-      </w:r>
-      <w:r>
-        <w:rPr>
-          <w:rFonts w:eastAsia="微軟正黑體"/>
-        </w:rPr>
-        <w:t xml:space="preserve">使用 Cookie 及類似技術，以維持您的登入狀態、記住偏好設定，並透過 Google Tag Manager 與 </w:t>
+        <w:t xml:space="preserve">本產品使用 Cookie 及類似技術，以維持您的登入狀態、記住偏好設定，並透過 </w:t>
+      </w:r>
+      <w:r>
+        <w:rPr>
+          <w:rFonts w:eastAsia="微軟正黑體"/>
+        </w:rPr>
+        <w:t>Google Analysis</w:t>
+      </w:r>
+      <w:r>
+        <w:rPr>
+          <w:rFonts w:eastAsia="微軟正黑體"/>
+        </w:rPr>
+        <w:t xml:space="preserve"> 與 </w:t>
       </w:r>
       <w:proofErr w:type="spellStart"/>
       <w:r>
@@ -6940,13 +6677,7 @@
         <w:rPr>
           <w:rFonts w:eastAsia="微軟正黑體"/>
         </w:rPr>
-        <w:t>本產品</w:t>
-      </w:r>
-      <w:r>
-        <w:rPr>
-          <w:rFonts w:eastAsia="微軟正黑體"/>
-        </w:rPr>
-        <w:t>不會將 Cookie 蒐集之資料出售予第三方，亦未使用第三方廣告聯播網進行跨站追蹤或個人化廣告投放。</w:t>
+        <w:t>本產品不會將 Cookie 蒐集之資料出售予第三方，亦未使用第三方廣告聯播網進行跨站追蹤或個人化廣告投放。</w:t>
       </w:r>
     </w:p>
     <w:p>
@@ -6967,7 +6698,7 @@
         <w:rPr>
           <w:rFonts w:eastAsia="微軟正黑體"/>
         </w:rPr>
-        <w:t>服務團隊</w:t>
+        <w:t>本產品服務團隊</w:t>
       </w:r>
       <w:r>
         <w:rPr>
@@ -7003,7 +6734,6 @@
         <w:rPr>
           <w:rFonts w:eastAsia="微軟正黑體"/>
         </w:rPr>
-        <w:lastRenderedPageBreak/>
         <w:t>經您事前明示同意；</w:t>
       </w:r>
     </w:p>
@@ -7038,7 +6768,7 @@
         <w:rPr>
           <w:rFonts w:eastAsia="微軟正黑體"/>
         </w:rPr>
-        <w:t>服務團隊</w:t>
+        <w:t>本產品服務團隊</w:t>
       </w:r>
       <w:r>
         <w:rPr>
@@ -7060,6 +6790,7 @@
         <w:rPr>
           <w:rFonts w:eastAsia="微軟正黑體"/>
         </w:rPr>
+        <w:lastRenderedPageBreak/>
         <w:t>依法令規定，或依司法機關、主管機關依法定程序所為之要求；</w:t>
       </w:r>
     </w:p>
@@ -7082,7 +6813,7 @@
         <w:rPr>
           <w:rFonts w:eastAsia="微軟正黑體"/>
         </w:rPr>
-        <w:t>服務團隊</w:t>
+        <w:t>本產品服務團隊</w:t>
       </w:r>
       <w:r>
         <w:rPr>
@@ -7110,7 +6841,7 @@
         <w:rPr>
           <w:rFonts w:eastAsia="微軟正黑體"/>
         </w:rPr>
-        <w:t>服務團隊</w:t>
+        <w:t>本產品服務團隊</w:t>
       </w:r>
       <w:r>
         <w:rPr>
@@ -7137,7 +6868,7 @@
         <w:rPr>
           <w:rFonts w:eastAsia="微軟正黑體"/>
         </w:rPr>
-        <w:t>服務團隊</w:t>
+        <w:t>本產品服務團隊</w:t>
       </w:r>
       <w:r>
         <w:rPr>
@@ -7160,7 +6891,7 @@
         <w:rPr>
           <w:rFonts w:eastAsia="微軟正黑體"/>
         </w:rPr>
-        <w:t>服務團隊</w:t>
+        <w:t>本產品服務團隊</w:t>
       </w:r>
       <w:r>
         <w:rPr>
@@ -7172,7 +6903,7 @@
         <w:rPr>
           <w:rFonts w:eastAsia="微軟正黑體"/>
         </w:rPr>
-        <w:t>服務團隊</w:t>
+        <w:t>本產品服務團隊</w:t>
       </w:r>
       <w:r>
         <w:rPr>
@@ -7210,19 +6941,13 @@
         <w:rPr>
           <w:rFonts w:eastAsia="微軟正黑體"/>
         </w:rPr>
-        <w:t>本產品</w:t>
-      </w:r>
-      <w:r>
-        <w:rPr>
-          <w:rFonts w:eastAsia="微軟正黑體"/>
-        </w:rPr>
-        <w:t>網頁可能包含前往其他網站或網頁之連結。對於此等非屬</w:t>
-      </w:r>
-      <w:r>
-        <w:rPr>
-          <w:rFonts w:eastAsia="微軟正黑體"/>
-        </w:rPr>
-        <w:t>服務團隊</w:t>
+        <w:t>本產品網頁可能包含前往其他網站或網頁之連結。對於此等非屬</w:t>
+      </w:r>
+      <w:r>
+        <w:rPr>
+          <w:rFonts w:eastAsia="微軟正黑體"/>
+        </w:rPr>
+        <w:t>本產品服務團隊</w:t>
       </w:r>
       <w:r>
         <w:rPr>
@@ -7234,7 +6959,7 @@
         <w:rPr>
           <w:rFonts w:eastAsia="微軟正黑體"/>
         </w:rPr>
-        <w:t>服務團隊</w:t>
+        <w:t>本產品服務團隊</w:t>
       </w:r>
       <w:r>
         <w:rPr>
@@ -7246,7 +6971,7 @@
         <w:rPr>
           <w:rFonts w:eastAsia="微軟正黑體"/>
         </w:rPr>
-        <w:t>服務團隊</w:t>
+        <w:t>本產品服務團隊</w:t>
       </w:r>
       <w:r>
         <w:rPr>
@@ -7279,7 +7004,7 @@
         <w:rPr>
           <w:rFonts w:eastAsia="微軟正黑體"/>
         </w:rPr>
-        <w:t>服務團隊</w:t>
+        <w:t>本產品服務團隊</w:t>
       </w:r>
       <w:r>
         <w:rPr>
@@ -7382,7 +7107,7 @@
         <w:rPr>
           <w:rFonts w:eastAsia="微軟正黑體"/>
         </w:rPr>
-        <w:t>服務團隊</w:t>
+        <w:t>本產品服務團隊</w:t>
       </w:r>
       <w:r>
         <w:rPr>
@@ -7402,27 +7127,60 @@
         <w:rPr>
           <w:rFonts w:eastAsia="微軟正黑體"/>
         </w:rPr>
-        <w:t>內處理並回覆；必要時得延長 15 日，並將延</w:t>
+        <w:t>內處理並回覆；必要時得延長 15 日，並將延長事由通知您。</w:t>
+      </w:r>
+      <w:r>
+        <w:rPr>
+          <w:rFonts w:eastAsia="微軟正黑體"/>
+        </w:rPr>
+        <w:t>本產品服務團隊</w:t>
+      </w:r>
+      <w:r>
+        <w:rPr>
+          <w:rFonts w:eastAsia="微軟正黑體"/>
+        </w:rPr>
+        <w:t>得依法令規定酌收必要成本費用，或於有法定事由時拒絕您的請求並說明理由。</w:t>
+      </w:r>
+    </w:p>
+    <w:p>
+      <w:pPr>
+        <w:spacing w:after="140" w:line="300" w:lineRule="auto"/>
+      </w:pPr>
+      <w:r>
+        <w:rPr>
+          <w:rFonts w:eastAsia="微軟正黑體"/>
+        </w:rPr>
+        <w:t>請注意：如您請求刪除帳號相關資料，將導致</w:t>
+      </w:r>
+      <w:r>
+        <w:rPr>
+          <w:rFonts w:eastAsia="微軟正黑體"/>
+        </w:rPr>
+        <w:t>本產品</w:t>
+      </w:r>
+      <w:r>
+        <w:rPr>
+          <w:rFonts w:eastAsia="微軟正黑體"/>
+        </w:rPr>
+        <w:t>無法繼續提供，且帳號內剩餘點數即歸消滅，不予</w:t>
       </w:r>
       <w:r>
         <w:rPr>
           <w:rFonts w:eastAsia="微軟正黑體"/>
         </w:rPr>
         <w:lastRenderedPageBreak/>
-        <w:t>長事由通知您。</w:t>
-      </w:r>
-      <w:r>
-        <w:rPr>
-          <w:rFonts w:eastAsia="微軟正黑體"/>
-        </w:rPr>
-        <w:t>服務團隊</w:t>
-      </w:r>
-      <w:r>
-        <w:rPr>
-          <w:rFonts w:eastAsia="微軟正黑體"/>
-        </w:rPr>
-        <w:t>得依法令規定酌收必要成本費用，或於有法定事由時拒絕您的請求並說明理由。</w:t>
-      </w:r>
+        <w:t>退還。</w:t>
+      </w:r>
+    </w:p>
+    <w:p>
+      <w:pPr>
+        <w:pStyle w:val="2"/>
+      </w:pPr>
+      <w:bookmarkStart w:id="26" w:name="_Toc237506530"/>
+      <w:r>
+        <w:t>11. 未成年人之使用</w:t>
+      </w:r>
+      <w:bookmarkEnd w:id="26"/>
     </w:p>
     <w:p>
       <w:pPr>
@@ -7432,30 +7190,35 @@
         <w:rPr>
           <w:rFonts w:eastAsia="微軟正黑體"/>
         </w:rPr>
-        <w:t>請注意：如您請求刪除帳號相關資料，將導致</w:t>
-      </w:r>
-      <w:r>
-        <w:rPr>
-          <w:rFonts w:eastAsia="微軟正黑體"/>
-        </w:rPr>
-        <w:t>本產品</w:t>
-      </w:r>
-      <w:r>
-        <w:rPr>
-          <w:rFonts w:eastAsia="微軟正黑體"/>
-        </w:rPr>
-        <w:t>無法繼續提供，且帳號內剩餘點數即歸消滅，不予退還。</w:t>
+        <w:t>本產品主要面向從事學術研究之成年使用者。未滿 18 歲之使用者，應於法定代理人閱讀、瞭解並同意本產品條款及隱私權政策後，始得使用本產品；未滿 7 歲者不得使用本產品。</w:t>
+      </w:r>
+    </w:p>
+    <w:p>
+      <w:pPr>
+        <w:spacing w:after="140" w:line="300" w:lineRule="auto"/>
+      </w:pPr>
+      <w:r>
+        <w:rPr>
+          <w:rFonts w:eastAsia="微軟正黑體"/>
+        </w:rPr>
+        <w:t>本產品服務團隊</w:t>
+      </w:r>
+      <w:r>
+        <w:rPr>
+          <w:rFonts w:eastAsia="微軟正黑體"/>
+        </w:rPr>
+        <w:t>如發現未依前述規定使用之情形，得暫停或終止該帳號。</w:t>
       </w:r>
     </w:p>
     <w:p>
       <w:pPr>
         <w:pStyle w:val="2"/>
       </w:pPr>
-      <w:bookmarkStart w:id="26" w:name="_Toc237506530"/>
-      <w:r>
-        <w:t>11. 未成年人之使用</w:t>
-      </w:r>
-      <w:bookmarkEnd w:id="26"/>
+      <w:bookmarkStart w:id="27" w:name="_Toc237506531"/>
+      <w:r>
+        <w:t>12. 政策修訂</w:t>
+      </w:r>
+      <w:bookmarkEnd w:id="27"/>
     </w:p>
     <w:p>
       <w:pPr>
@@ -7465,87 +7228,7 @@
         <w:rPr>
           <w:rFonts w:eastAsia="微軟正黑體"/>
         </w:rPr>
-        <w:t>本產品</w:t>
-      </w:r>
-      <w:r>
-        <w:rPr>
-          <w:rFonts w:eastAsia="微軟正黑體"/>
-        </w:rPr>
-        <w:t>主要面向從事學術研究之成年使用者。未滿 18 歲之使用者，應於法定代理人閱讀、瞭解並同意</w:t>
-      </w:r>
-      <w:r>
-        <w:rPr>
-          <w:rFonts w:eastAsia="微軟正黑體"/>
-        </w:rPr>
-        <w:t>本產品</w:t>
-      </w:r>
-      <w:r>
-        <w:rPr>
-          <w:rFonts w:eastAsia="微軟正黑體"/>
-        </w:rPr>
-        <w:t>條款及隱私權政策後，始得使用</w:t>
-      </w:r>
-      <w:r>
-        <w:rPr>
-          <w:rFonts w:eastAsia="微軟正黑體"/>
-        </w:rPr>
-        <w:t>本產品</w:t>
-      </w:r>
-      <w:r>
-        <w:rPr>
-          <w:rFonts w:eastAsia="微軟正黑體"/>
-        </w:rPr>
-        <w:t>；未滿 7 歲者不得使用</w:t>
-      </w:r>
-      <w:r>
-        <w:rPr>
-          <w:rFonts w:eastAsia="微軟正黑體"/>
-        </w:rPr>
-        <w:t>本產品</w:t>
-      </w:r>
-      <w:r>
-        <w:rPr>
-          <w:rFonts w:eastAsia="微軟正黑體"/>
-        </w:rPr>
-        <w:t>。</w:t>
-      </w:r>
-    </w:p>
-    <w:p>
-      <w:pPr>
-        <w:spacing w:after="140" w:line="300" w:lineRule="auto"/>
-      </w:pPr>
-      <w:r>
-        <w:rPr>
-          <w:rFonts w:eastAsia="微軟正黑體"/>
-        </w:rPr>
-        <w:t>服務團隊</w:t>
-      </w:r>
-      <w:r>
-        <w:rPr>
-          <w:rFonts w:eastAsia="微軟正黑體"/>
-        </w:rPr>
-        <w:t>如發現未依前述規定使用之情形，得暫停或終止該帳號。</w:t>
-      </w:r>
-    </w:p>
-    <w:p>
-      <w:pPr>
-        <w:pStyle w:val="2"/>
-      </w:pPr>
-      <w:bookmarkStart w:id="27" w:name="_Toc237506531"/>
-      <w:r>
-        <w:t>12. 政策修訂</w:t>
-      </w:r>
-      <w:bookmarkEnd w:id="27"/>
-    </w:p>
-    <w:p>
-      <w:pPr>
-        <w:spacing w:after="140" w:line="300" w:lineRule="auto"/>
-      </w:pPr>
-      <w:r>
-        <w:rPr>
-          <w:rFonts w:eastAsia="微軟正黑體"/>
-        </w:rPr>
-        <w:t>服務團隊</w:t>
+        <w:t>本產品服務團隊</w:t>
       </w:r>
       <w:r>
         <w:rPr>
@@ -7571,7 +7254,7 @@
         <w:rPr>
           <w:rFonts w:eastAsia="微軟正黑體"/>
         </w:rPr>
-        <w:t>服務團隊</w:t>
+        <w:t>本產品服務團隊</w:t>
       </w:r>
       <w:r>
         <w:rPr>
@@ -7603,7 +7286,7 @@
     </w:p>
     <w:p>
       <w:pPr>
-        <w:spacing w:after="140" w:line="300" w:lineRule="auto"/>
+        <w:spacing w:after="100" w:line="300" w:lineRule="auto"/>
       </w:pPr>
       <w:r>
         <w:rPr>
@@ -7619,140 +7302,35 @@
       </w:r>
       <w:r>
         <w:rPr>
-          <w:rFonts w:eastAsia="微軟正黑體"/>
-        </w:rPr>
-        <w:t>條款或隱私權政策有任何疑問，或欲行使個人資料相關權利，歡迎與我們聯繫：</w:t>
-      </w:r>
-    </w:p>
-    <w:tbl>
-      <w:tblPr>
-        <w:tblW w:w="9350" w:type="dxa"/>
-        <w:tblBorders>
-          <w:top w:val="single" w:sz="4" w:space="0" w:color="2752B8"/>
-          <w:left w:val="single" w:sz="24" w:space="0" w:color="2752B8"/>
-          <w:bottom w:val="single" w:sz="4" w:space="0" w:color="E2E8F0"/>
-          <w:right w:val="single" w:sz="4" w:space="0" w:color="E2E8F0"/>
-          <w:insideH w:val="none" w:sz="0" w:space="0" w:color="FFFFFF"/>
-          <w:insideV w:val="none" w:sz="0" w:space="0" w:color="FFFFFF"/>
-        </w:tblBorders>
-        <w:tblCellMar>
-          <w:left w:w="10" w:type="dxa"/>
-          <w:right w:w="10" w:type="dxa"/>
-        </w:tblCellMar>
-        <w:tblLook w:val="0000" w:firstRow="0" w:lastRow="0" w:firstColumn="0" w:lastColumn="0" w:noHBand="0" w:noVBand="0"/>
-      </w:tblPr>
-      <w:tblGrid>
-        <w:gridCol w:w="9350"/>
-      </w:tblGrid>
-      <w:tr>
-        <w:tblPrEx>
-          <w:tblCellMar>
-            <w:top w:w="0" w:type="dxa"/>
-            <w:bottom w:w="0" w:type="dxa"/>
-          </w:tblCellMar>
-        </w:tblPrEx>
-        <w:tc>
-          <w:tcPr>
-            <w:tcW w:w="9350" w:type="dxa"/>
-            <w:shd w:val="clear" w:color="auto" w:fill="F4F7FF"/>
-            <w:tcMar>
-              <w:top w:w="160" w:type="dxa"/>
-              <w:left w:w="220" w:type="dxa"/>
-              <w:bottom w:w="160" w:type="dxa"/>
-              <w:right w:w="220" w:type="dxa"/>
-            </w:tcMar>
-          </w:tcPr>
-          <w:p>
-            <w:pPr>
-              <w:spacing w:after="100" w:line="300" w:lineRule="auto"/>
-            </w:pPr>
-            <w:r>
-              <w:rPr>
-                <w:rFonts w:eastAsia="微軟正黑體"/>
-                <w:b/>
-                <w:bCs/>
-              </w:rPr>
-              <w:t>〔OO股份有限公司〕</w:t>
-            </w:r>
-          </w:p>
-          <w:p>
-            <w:pPr>
-              <w:spacing w:after="100" w:line="300" w:lineRule="auto"/>
-            </w:pPr>
-            <w:r>
-              <w:rPr>
-                <w:rFonts w:eastAsia="微軟正黑體"/>
-              </w:rPr>
-              <w:t>地址：</w:t>
-            </w:r>
-            <w:r>
-              <w:rPr>
-                <w:rFonts w:eastAsia="微軟正黑體"/>
-                <w:b/>
-                <w:bCs/>
-                <w:color w:val="8A5B00"/>
-                <w:shd w:val="clear" w:color="auto" w:fill="FFF2CC"/>
-              </w:rPr>
-              <w:t>〔公司登記地址〕</w:t>
-            </w:r>
-          </w:p>
-          <w:p>
-            <w:pPr>
-              <w:spacing w:after="100" w:line="300" w:lineRule="auto"/>
-            </w:pPr>
-            <w:r>
-              <w:rPr>
-                <w:rFonts w:eastAsia="微軟正黑體"/>
-              </w:rPr>
-              <w:t>統一編號：</w:t>
-            </w:r>
-            <w:r>
-              <w:rPr>
-                <w:rFonts w:eastAsia="微軟正黑體"/>
-                <w:b/>
-                <w:bCs/>
-                <w:color w:val="8A5B00"/>
-                <w:shd w:val="clear" w:color="auto" w:fill="FFF2CC"/>
-              </w:rPr>
-              <w:t>〔OOOOOOOO〕</w:t>
-            </w:r>
-          </w:p>
-          <w:p>
-            <w:pPr>
-              <w:spacing w:after="100" w:line="300" w:lineRule="auto"/>
-            </w:pPr>
-            <w:r>
-              <w:rPr>
-                <w:rFonts w:eastAsia="微軟正黑體"/>
-              </w:rPr>
-              <w:t>客服信箱：scholarcoach.ai@gmail.com</w:t>
-            </w:r>
-          </w:p>
-          <w:p>
-            <w:pPr>
-              <w:spacing w:line="300" w:lineRule="auto"/>
-            </w:pPr>
-            <w:r>
-              <w:rPr>
-                <w:rFonts w:eastAsia="微軟正黑體"/>
-              </w:rPr>
-              <w:t>個資保護聯絡窗口：</w:t>
-            </w:r>
-            <w:r>
-              <w:rPr>
-                <w:rFonts w:eastAsia="微軟正黑體"/>
-                <w:b/>
-                <w:bCs/>
-                <w:color w:val="8A5B00"/>
-                <w:shd w:val="clear" w:color="auto" w:fill="FFF2CC"/>
-              </w:rPr>
-              <w:t>〔待指定〕</w:t>
-            </w:r>
-          </w:p>
-        </w:tc>
-      </w:tr>
-    </w:tbl>
-    <w:p/>
+          <w:rFonts w:eastAsia="微軟正黑體" w:hint="eastAsia"/>
+        </w:rPr>
+        <w:t>的服務</w:t>
+      </w:r>
+      <w:r>
+        <w:rPr>
+          <w:rFonts w:eastAsia="微軟正黑體"/>
+        </w:rPr>
+        <w:t>條款或隱私權政策有任何疑問，或欲行使個人資料相關權利，歡迎與</w:t>
+      </w:r>
+      <w:r>
+        <w:rPr>
+          <w:rFonts w:eastAsia="微軟正黑體" w:hint="eastAsia"/>
+        </w:rPr>
+        <w:t>本產品服務團隊</w:t>
+      </w:r>
+      <w:r>
+        <w:rPr>
+          <w:rFonts w:eastAsia="微軟正黑體"/>
+        </w:rPr>
+        <w:t>聯繫：</w:t>
+      </w:r>
+      <w:r>
+        <w:rPr>
+          <w:rFonts w:eastAsia="微軟正黑體"/>
+        </w:rPr>
+        <w:t>scholarcoach.ai@gmail.com</w:t>
+      </w:r>
+    </w:p>
     <w:sectPr>
       <w:pgSz w:w="11906" w:h="16838"/>
       <w:pgMar w:top="1134" w:right="1134" w:bottom="1134" w:left="1134" w:header="708" w:footer="708" w:gutter="0"/>

--- a/docs/Scholar Coach 服務條款與隱私權政策.docx
+++ b/docs/Scholar Coach 服務條款與隱私權政策.docx
@@ -37,9 +37,6 @@
     <w:p>
       <w:pPr>
         <w:spacing w:after="140" w:line="300" w:lineRule="auto"/>
-        <w:rPr>
-          <w:rFonts w:hint="eastAsia"/>
-        </w:rPr>
       </w:pPr>
       <w:r>
         <w:rPr>
@@ -2432,7 +2429,19 @@
         <w:rPr>
           <w:rFonts w:eastAsia="微軟正黑體"/>
         </w:rPr>
-        <w:t>您應妥善保管帳號之存取權限與密碼，不得將密碼提供予任何人。凡經由您的帳號所為之一切行為（含點數消費），均視為您本人之行為，並由您自負其責。</w:t>
+        <w:t>您應妥善保管帳號之存取權限與密碼，不得將密碼提供予任何人。凡經由您的帳號所為之一切行為（含</w:t>
+      </w:r>
+      <w:r>
+        <w:rPr>
+          <w:rFonts w:eastAsia="微軟正黑體" w:hint="eastAsia"/>
+        </w:rPr>
+        <w:t>付費生成</w:t>
+      </w:r>
+      <w:r>
+        <w:rPr>
+          <w:rFonts w:eastAsia="微軟正黑體"/>
+        </w:rPr>
+        <w:t>），均視為您本人之行為，並由您自負其責。</w:t>
       </w:r>
     </w:p>
     <w:p>
@@ -2480,7 +2489,23 @@
           <w:b/>
           <w:bCs/>
         </w:rPr>
-        <w:t>惟通知前已發生之點數消費與其他損失，</w:t>
+        <w:t>惟通知前已發生之</w:t>
+      </w:r>
+      <w:r>
+        <w:rPr>
+          <w:rFonts w:eastAsia="微軟正黑體" w:hint="eastAsia"/>
+          <w:b/>
+          <w:bCs/>
+        </w:rPr>
+        <w:t>交易</w:t>
+      </w:r>
+      <w:r>
+        <w:rPr>
+          <w:rFonts w:eastAsia="微軟正黑體"/>
+          <w:b/>
+          <w:bCs/>
+        </w:rPr>
+        <w:t>與其他損失，</w:t>
       </w:r>
       <w:r>
         <w:rPr>
@@ -3425,7 +3450,23 @@
           <w:b/>
           <w:bCs/>
         </w:rPr>
-        <w:t>(1) 計費方式。</w:t>
+        <w:t xml:space="preserve">(1) </w:t>
+      </w:r>
+      <w:r>
+        <w:rPr>
+          <w:rFonts w:eastAsia="微軟正黑體" w:hint="eastAsia"/>
+          <w:b/>
+          <w:bCs/>
+        </w:rPr>
+        <w:t>收</w:t>
+      </w:r>
+      <w:r>
+        <w:rPr>
+          <w:rFonts w:eastAsia="微軟正黑體"/>
+          <w:b/>
+          <w:bCs/>
+        </w:rPr>
+        <w:t>費方式。</w:t>
       </w:r>
       <w:r>
         <w:rPr>
@@ -3443,19 +3484,31 @@
         <w:rPr>
           <w:rFonts w:eastAsia="微軟正黑體"/>
         </w:rPr>
-        <w:t>採點數制計費，現行費率如下（實際費率、優惠方案以站內公告為準，</w:t>
-      </w:r>
-      <w:r>
-        <w:rPr>
-          <w:rFonts w:eastAsia="微軟正黑體"/>
-        </w:rPr>
-        <w:t>本產品服務團隊</w:t>
-      </w:r>
-      <w:r>
-        <w:rPr>
-          <w:rFonts w:eastAsia="微軟正黑體"/>
-        </w:rPr>
-        <w:t>得隨時調整，調整後之費率自公告生效日起適用，不溯及已購買之點數）：</w:t>
+        <w:t>採</w:t>
+      </w:r>
+      <w:r>
+        <w:rPr>
+          <w:rFonts w:eastAsia="微軟正黑體" w:hint="eastAsia"/>
+        </w:rPr>
+        <w:t>單次付費制</w:t>
+      </w:r>
+      <w:r>
+        <w:rPr>
+          <w:rFonts w:eastAsia="微軟正黑體"/>
+        </w:rPr>
+        <w:t>，</w:t>
+      </w:r>
+      <w:r>
+        <w:rPr>
+          <w:rFonts w:eastAsia="微軟正黑體" w:hint="eastAsia"/>
+        </w:rPr>
+        <w:t>依您每次選用之生成模式，於該次生成前收取對應費用。現行費率如下</w:t>
+      </w:r>
+      <w:r>
+        <w:rPr>
+          <w:rFonts w:eastAsia="微軟正黑體"/>
+        </w:rPr>
+        <w:t>：</w:t>
       </w:r>
     </w:p>
     <w:tbl>
@@ -3518,14 +3571,16 @@
             </w:tcMar>
           </w:tcPr>
           <w:p>
-            <w:r>
-              <w:rPr>
-                <w:rFonts w:eastAsia="微軟正黑體"/>
-                <w:b/>
-                <w:bCs/>
-                <w:color w:val="1A2A4A"/>
-              </w:rPr>
-              <w:t>內容</w:t>
+            <w:pPr>
+              <w:rPr>
+                <w:rFonts w:hint="eastAsia"/>
+              </w:rPr>
+            </w:pPr>
+            <w:r>
+              <w:rPr>
+                <w:rFonts w:hint="eastAsia"/>
+              </w:rPr>
+              <w:t>費用</w:t>
             </w:r>
           </w:p>
         </w:tc>
@@ -3542,11 +3597,16 @@
             </w:tcMar>
           </w:tcPr>
           <w:p>
-            <w:r>
-              <w:rPr>
-                <w:rFonts w:eastAsia="微軟正黑體"/>
-              </w:rPr>
-              <w:t>點數單價</w:t>
+            <w:pPr>
+              <w:rPr>
+                <w:rFonts w:hint="eastAsia"/>
+              </w:rPr>
+            </w:pPr>
+            <w:r>
+              <w:rPr>
+                <w:rFonts w:hint="eastAsia"/>
+              </w:rPr>
+              <w:t>簡易模式生成</w:t>
             </w:r>
           </w:p>
         </w:tc>
@@ -3563,9 +3623,9 @@
           <w:p>
             <w:r>
               <w:rPr>
-                <w:rFonts w:eastAsia="微軟正黑體"/>
-              </w:rPr>
-              <w:t>1 點 ＝ 新臺幣 30 元</w:t>
+                <w:rFonts w:eastAsia="微軟正黑體" w:hint="eastAsia"/>
+              </w:rPr>
+              <w:t>每次30元</w:t>
             </w:r>
           </w:p>
         </w:tc>
@@ -3582,11 +3642,16 @@
             </w:tcMar>
           </w:tcPr>
           <w:p>
-            <w:r>
-              <w:rPr>
-                <w:rFonts w:eastAsia="微軟正黑體"/>
-              </w:rPr>
-              <w:t>加量方案</w:t>
+            <w:pPr>
+              <w:rPr>
+                <w:rFonts w:hint="eastAsia"/>
+              </w:rPr>
+            </w:pPr>
+            <w:r>
+              <w:rPr>
+                <w:rFonts w:hint="eastAsia"/>
+              </w:rPr>
+              <w:t>一般模式生成</w:t>
             </w:r>
           </w:p>
         </w:tc>
@@ -3603,90 +3668,9 @@
           <w:p>
             <w:r>
               <w:rPr>
-                <w:rFonts w:eastAsia="微軟正黑體"/>
-              </w:rPr>
-              <w:t>新臺幣 100 元 ＝ 4 點（等同每點新臺幣 25 元）</w:t>
-            </w:r>
-          </w:p>
-        </w:tc>
-      </w:tr>
-      <w:tr>
-        <w:tc>
-          <w:tcPr>
-            <w:tcW w:w="2600" w:type="dxa"/>
-            <w:tcMar>
-              <w:top w:w="80" w:type="dxa"/>
-              <w:left w:w="120" w:type="dxa"/>
-              <w:bottom w:w="80" w:type="dxa"/>
-              <w:right w:w="120" w:type="dxa"/>
-            </w:tcMar>
-          </w:tcPr>
-          <w:p>
-            <w:r>
-              <w:rPr>
-                <w:rFonts w:eastAsia="微軟正黑體"/>
-              </w:rPr>
-              <w:t>簡易模式生成</w:t>
-            </w:r>
-          </w:p>
-        </w:tc>
-        <w:tc>
-          <w:tcPr>
-            <w:tcW w:w="6750" w:type="dxa"/>
-            <w:tcMar>
-              <w:top w:w="80" w:type="dxa"/>
-              <w:left w:w="120" w:type="dxa"/>
-              <w:bottom w:w="80" w:type="dxa"/>
-              <w:right w:w="120" w:type="dxa"/>
-            </w:tcMar>
-          </w:tcPr>
-          <w:p>
-            <w:r>
-              <w:rPr>
-                <w:rFonts w:eastAsia="微軟正黑體"/>
-              </w:rPr>
-              <w:t>每次消耗 1 點</w:t>
-            </w:r>
-          </w:p>
-        </w:tc>
-      </w:tr>
-      <w:tr>
-        <w:tc>
-          <w:tcPr>
-            <w:tcW w:w="2600" w:type="dxa"/>
-            <w:tcMar>
-              <w:top w:w="80" w:type="dxa"/>
-              <w:left w:w="120" w:type="dxa"/>
-              <w:bottom w:w="80" w:type="dxa"/>
-              <w:right w:w="120" w:type="dxa"/>
-            </w:tcMar>
-          </w:tcPr>
-          <w:p>
-            <w:r>
-              <w:rPr>
-                <w:rFonts w:eastAsia="微軟正黑體"/>
-              </w:rPr>
-              <w:lastRenderedPageBreak/>
-              <w:t>一般模式生成</w:t>
-            </w:r>
-          </w:p>
-        </w:tc>
-        <w:tc>
-          <w:tcPr>
-            <w:tcW w:w="6750" w:type="dxa"/>
-            <w:tcMar>
-              <w:top w:w="80" w:type="dxa"/>
-              <w:left w:w="120" w:type="dxa"/>
-              <w:bottom w:w="80" w:type="dxa"/>
-              <w:right w:w="120" w:type="dxa"/>
-            </w:tcMar>
-          </w:tcPr>
-          <w:p>
-            <w:r>
-              <w:rPr>
-                <w:rFonts w:eastAsia="微軟正黑體"/>
-              </w:rPr>
-              <w:t>每次消耗 2 點</w:t>
+                <w:rFonts w:eastAsia="微軟正黑體" w:hint="eastAsia"/>
+              </w:rPr>
+              <w:t>每次60元</w:t>
             </w:r>
           </w:p>
         </w:tc>
@@ -3700,6 +3684,27 @@
     <w:p>
       <w:pPr>
         <w:spacing w:after="140" w:line="300" w:lineRule="auto"/>
+        <w:rPr>
+          <w:rFonts w:hint="eastAsia"/>
+        </w:rPr>
+      </w:pPr>
+      <w:r>
+        <w:rPr>
+          <w:rFonts w:eastAsia="微軟正黑體" w:hint="eastAsia"/>
+        </w:rPr>
+        <w:t>實際費率與優惠方案以站內公告為準，本公司得隨時調整；調整後之費率自公告生效日起適用，不影響</w:t>
+      </w:r>
+      <w:r>
+        <w:rPr>
+          <w:rFonts w:eastAsia="微軟正黑體" w:hint="eastAsia"/>
+        </w:rPr>
+        <w:lastRenderedPageBreak/>
+        <w:t>您於調整生效前已完成付款之訂單。</w:t>
+      </w:r>
+    </w:p>
+    <w:p>
+      <w:pPr>
+        <w:spacing w:after="140" w:line="300" w:lineRule="auto"/>
       </w:pPr>
       <w:r>
         <w:rPr>
@@ -3707,25 +3712,13 @@
           <w:b/>
           <w:bCs/>
         </w:rPr>
-        <w:t>(2) 點數性質。</w:t>
-      </w:r>
-      <w:r>
-        <w:rPr>
-          <w:rFonts w:eastAsia="微軟正黑體"/>
-        </w:rPr>
-        <w:t xml:space="preserve"> 點數為</w:t>
-      </w:r>
-      <w:r>
-        <w:rPr>
-          <w:rFonts w:eastAsia="微軟正黑體"/>
-        </w:rPr>
-        <w:t>本產品</w:t>
-      </w:r>
-      <w:r>
-        <w:rPr>
-          <w:rFonts w:eastAsia="微軟正黑體"/>
-        </w:rPr>
-        <w:t>內之計費單位，</w:t>
+        <w:t>(2) 不預收款項。</w:t>
+      </w:r>
+      <w:r>
+        <w:rPr>
+          <w:rFonts w:eastAsia="微軟正黑體"/>
+        </w:rPr>
+        <w:t xml:space="preserve"> 本服務</w:t>
       </w:r>
       <w:r>
         <w:rPr>
@@ -3733,25 +3726,13 @@
           <w:b/>
           <w:bCs/>
         </w:rPr>
-        <w:t>非電子票證、非儲值卡、亦非任何形式之通貨</w:t>
-      </w:r>
-      <w:r>
-        <w:rPr>
-          <w:rFonts w:eastAsia="微軟正黑體"/>
-        </w:rPr>
-        <w:t>，不得兌換現金、轉讓予他人、於帳號間移轉或用於</w:t>
-      </w:r>
-      <w:r>
-        <w:rPr>
-          <w:rFonts w:eastAsia="微軟正黑體"/>
-        </w:rPr>
-        <w:t>本產品</w:t>
-      </w:r>
-      <w:r>
-        <w:rPr>
-          <w:rFonts w:eastAsia="微軟正黑體"/>
-        </w:rPr>
-        <w:t>以外之用途。</w:t>
+        <w:t>不發行點數、儲值餘額或任何預付性質之憑證</w:t>
+      </w:r>
+      <w:r>
+        <w:rPr>
+          <w:rFonts w:eastAsia="微軟正黑體"/>
+        </w:rPr>
+        <w:t>，亦不會定期、定額或自動向您收取費用。每一次生成均為獨立之單筆交易，您於該次付款完成後，本服務始開始處理；未付款者不會產生任何費用。</w:t>
       </w:r>
     </w:p>
     <w:p>
@@ -3764,91 +3745,115 @@
           <w:b/>
           <w:bCs/>
         </w:rPr>
-        <w:t>(3) 點數效期。</w:t>
-      </w:r>
-      <w:r>
-        <w:rPr>
-          <w:rFonts w:eastAsia="微軟正黑體"/>
-        </w:rPr>
-        <w:t xml:space="preserve"> 已購買之點數</w:t>
+        <w:t>(3) 付款資訊之處理。</w:t>
+      </w:r>
+      <w:r>
+        <w:rPr>
+          <w:rFonts w:eastAsia="微軟正黑體"/>
+        </w:rPr>
+        <w:t xml:space="preserve"> 本服務透過</w:t>
       </w:r>
       <w:r>
         <w:rPr>
           <w:rFonts w:eastAsia="微軟正黑體"/>
           <w:b/>
           <w:bCs/>
-        </w:rPr>
-        <w:t>無使用期限</w:t>
-      </w:r>
-      <w:r>
-        <w:rPr>
-          <w:rFonts w:eastAsia="微軟正黑體"/>
-        </w:rPr>
-        <w:t>，於您的帳號存續期間內持續有效。</w:t>
-      </w:r>
-    </w:p>
-    <w:p>
-      <w:pPr>
-        <w:spacing w:after="140" w:line="300" w:lineRule="auto"/>
-      </w:pPr>
-      <w:r>
-        <w:rPr>
-          <w:rFonts w:eastAsia="微軟正黑體"/>
+          <w:color w:val="8A5B00"/>
+          <w:shd w:val="clear" w:color="auto" w:fill="FFF2CC"/>
+        </w:rPr>
+        <w:t>〔</w:t>
+      </w:r>
+      <w:r>
+        <w:rPr>
+          <w:rFonts w:eastAsia="微軟正黑體" w:hint="eastAsia"/>
           <w:b/>
           <w:bCs/>
-        </w:rPr>
-        <w:t>(4) 不予退款。</w:t>
-      </w:r>
-      <w:r>
-        <w:rPr>
-          <w:rFonts w:eastAsia="微軟正黑體"/>
-        </w:rPr>
-        <w:t xml:space="preserve"> 點數一經購買成功，</w:t>
+          <w:color w:val="8A5B00"/>
+          <w:shd w:val="clear" w:color="auto" w:fill="FFF2CC"/>
+        </w:rPr>
+        <w:t>藍新</w:t>
       </w:r>
       <w:r>
         <w:rPr>
           <w:rFonts w:eastAsia="微軟正黑體"/>
           <w:b/>
           <w:bCs/>
-        </w:rPr>
-        <w:t>除本條第 (5) 款所列情形外，概不退還亦不接受取消</w:t>
-      </w:r>
-      <w:r>
-        <w:rPr>
-          <w:rFonts w:eastAsia="微軟正黑體"/>
-        </w:rPr>
-        <w:t>。</w:t>
-      </w:r>
-    </w:p>
-    <w:p>
-      <w:pPr>
-        <w:spacing w:after="140" w:line="300" w:lineRule="auto"/>
-      </w:pPr>
+          <w:color w:val="8A5B00"/>
+          <w:shd w:val="clear" w:color="auto" w:fill="FFF2CC"/>
+        </w:rPr>
+        <w:t>金流〕</w:t>
+      </w:r>
+      <w:r>
+        <w:rPr>
+          <w:rFonts w:eastAsia="微軟正黑體"/>
+        </w:rPr>
+        <w:t>收受款項，付款過程中之信用卡卡號、有效期限、安全碼及金融帳號等敏感資訊，均由該金流服務商直接處理。</w:t>
+      </w:r>
       <w:r>
         <w:rPr>
           <w:rFonts w:eastAsia="微軟正黑體"/>
           <w:b/>
           <w:bCs/>
         </w:rPr>
-        <w:t>(5) 例外處理。</w:t>
-      </w:r>
-      <w:r>
-        <w:rPr>
-          <w:rFonts w:eastAsia="微軟正黑體"/>
-        </w:rPr>
-        <w:t xml:space="preserve"> 下列情形，</w:t>
-      </w:r>
-      <w:r>
-        <w:rPr>
-          <w:rFonts w:eastAsia="微軟正黑體"/>
-        </w:rPr>
-        <w:t>本產品服務團隊</w:t>
-      </w:r>
-      <w:r>
-        <w:rPr>
-          <w:rFonts w:eastAsia="微軟正黑體"/>
-        </w:rPr>
-        <w:t>將補發點數或依實際情況協助處理：</w:t>
+        <w:t>本公司不會取得亦不會儲存前述資訊，且不提供記憶卡片或綁定付款方式之功能</w:t>
+      </w:r>
+      <w:r>
+        <w:rPr>
+          <w:rFonts w:eastAsia="微軟正黑體"/>
+        </w:rPr>
+        <w:t>；您於每次付款時均須重新輸入付款資訊。</w:t>
+      </w:r>
+    </w:p>
+    <w:p>
+      <w:pPr>
+        <w:spacing w:after="140" w:line="300" w:lineRule="auto"/>
+      </w:pPr>
+      <w:r>
+        <w:rPr>
+          <w:rFonts w:eastAsia="微軟正黑體"/>
+          <w:b/>
+          <w:bCs/>
+        </w:rPr>
+        <w:t>(4) 不予退款。</w:t>
+      </w:r>
+      <w:r>
+        <w:rPr>
+          <w:rFonts w:eastAsia="微軟正黑體"/>
+        </w:rPr>
+        <w:t xml:space="preserve"> 因本服務於付款完成後即開始處理並產出內容，</w:t>
+      </w:r>
+      <w:r>
+        <w:rPr>
+          <w:rFonts w:eastAsia="微軟正黑體"/>
+          <w:b/>
+          <w:bCs/>
+        </w:rPr>
+        <w:t>除本條第 (5) 款所列情形外，已完成之付款概不退還亦不接受取消</w:t>
+      </w:r>
+      <w:r>
+        <w:rPr>
+          <w:rFonts w:eastAsia="微軟正黑體"/>
+        </w:rPr>
+        <w:t>。</w:t>
+      </w:r>
+    </w:p>
+    <w:p>
+      <w:pPr>
+        <w:spacing w:after="140" w:line="300" w:lineRule="auto"/>
+      </w:pPr>
+      <w:r>
+        <w:rPr>
+          <w:rFonts w:eastAsia="微軟正黑體"/>
+          <w:b/>
+          <w:bCs/>
+        </w:rPr>
+        <w:t>(5) 退款之例外情形。</w:t>
+      </w:r>
+      <w:r>
+        <w:rPr>
+          <w:rFonts w:eastAsia="微軟正黑體"/>
+        </w:rPr>
+        <w:t xml:space="preserve"> 下列情形，本公司將辦理退款：</w:t>
       </w:r>
     </w:p>
     <w:p>
@@ -3856,7 +3861,7 @@
         <w:pStyle w:val="a4"/>
         <w:numPr>
           <w:ilvl w:val="0"/>
-          <w:numId w:val="2"/>
+          <w:numId w:val="5"/>
         </w:numPr>
         <w:spacing w:after="80" w:line="300" w:lineRule="auto"/>
       </w:pPr>
@@ -3864,25 +3869,21 @@
         <w:rPr>
           <w:rFonts w:eastAsia="微軟正黑體"/>
         </w:rPr>
-        <w:t>因</w:t>
-      </w:r>
-      <w:r>
-        <w:rPr>
-          <w:rFonts w:eastAsia="微軟正黑體" w:hint="eastAsia"/>
-        </w:rPr>
-        <w:t>您申請刪除帳號時，</w:t>
-      </w:r>
-      <w:r>
-        <w:rPr>
-          <w:rFonts w:eastAsia="微軟正黑體" w:hint="eastAsia"/>
-        </w:rPr>
-        <w:t>本產品服務團隊</w:t>
-      </w:r>
-      <w:r>
-        <w:rPr>
-          <w:rFonts w:eastAsia="微軟正黑體" w:hint="eastAsia"/>
-        </w:rPr>
-        <w:t>將協助您退還帳號內剩餘點數；</w:t>
+        <w:t>因本服務系統故障導致生成失敗、或未產出任何內容者，本公司將</w:t>
+      </w:r>
+      <w:r>
+        <w:rPr>
+          <w:rFonts w:eastAsia="微軟正黑體"/>
+          <w:b/>
+          <w:bCs/>
+        </w:rPr>
+        <w:t>全額退還</w:t>
+      </w:r>
+      <w:r>
+        <w:rPr>
+          <w:rFonts w:eastAsia="微軟正黑體"/>
+        </w:rPr>
+        <w:t>該次款項；</w:t>
       </w:r>
     </w:p>
     <w:p>
@@ -3890,7 +3891,7 @@
         <w:pStyle w:val="a4"/>
         <w:numPr>
           <w:ilvl w:val="0"/>
-          <w:numId w:val="2"/>
+          <w:numId w:val="5"/>
         </w:numPr>
         <w:spacing w:after="80" w:line="300" w:lineRule="auto"/>
       </w:pPr>
@@ -3898,28 +3899,76 @@
         <w:rPr>
           <w:rFonts w:eastAsia="微軟正黑體"/>
         </w:rPr>
-        <w:t>本產品系統故障導致生成失敗、或未產出任何內容者，系統將退還該次所扣除之點數；</w:t>
-      </w:r>
-    </w:p>
-    <w:p>
-      <w:pPr>
-        <w:pStyle w:val="a4"/>
-        <w:numPr>
-          <w:ilvl w:val="0"/>
-          <w:numId w:val="2"/>
-        </w:numPr>
-        <w:spacing w:after="80" w:line="300" w:lineRule="auto"/>
-      </w:pPr>
-      <w:r>
-        <w:rPr>
-          <w:rFonts w:eastAsia="微軟正黑體"/>
-        </w:rPr>
-        <w:t>因系統計費錯誤導致重複扣點或扣點金額有誤者，請您於發現後 7 個工作日內檢附交易紀錄聯繫客服，經查證屬實者將補發對應點數。</w:t>
+        <w:t>因系統計費錯誤導致重複扣款或收取金額有誤者，請您於發現後 7 個工作日內檢附交易紀錄聯繫客服，經查證屬實者，本公司將退還溢收之款項。</w:t>
       </w:r>
     </w:p>
     <w:p>
       <w:pPr>
         <w:spacing w:after="80"/>
+      </w:pPr>
+    </w:p>
+    <w:p>
+      <w:pPr>
+        <w:spacing w:after="80"/>
+        <w:rPr>
+          <w:rFonts w:eastAsia="微軟正黑體"/>
+        </w:rPr>
+      </w:pPr>
+      <w:r>
+        <w:rPr>
+          <w:rFonts w:eastAsia="微軟正黑體"/>
+        </w:rPr>
+        <w:t>前述退款均依原付款方式退回，因</w:t>
+      </w:r>
+      <w:r>
+        <w:rPr>
+          <w:rFonts w:eastAsia="微軟正黑體"/>
+          <w:b/>
+          <w:bCs/>
+        </w:rPr>
+        <w:t>不可歸責於您之事由</w:t>
+      </w:r>
+      <w:r>
+        <w:rPr>
+          <w:rFonts w:eastAsia="微軟正黑體"/>
+        </w:rPr>
+        <w:t>所生，本公司</w:t>
+      </w:r>
+      <w:r>
+        <w:rPr>
+          <w:rFonts w:eastAsia="微軟正黑體"/>
+          <w:b/>
+          <w:bCs/>
+        </w:rPr>
+        <w:t>不收取任何手續費</w:t>
+      </w:r>
+      <w:r>
+        <w:rPr>
+          <w:rFonts w:eastAsia="微軟正黑體"/>
+        </w:rPr>
+        <w:t xml:space="preserve">，並將於受理後 </w:t>
+      </w:r>
+      <w:r>
+        <w:rPr>
+          <w:rFonts w:eastAsia="微軟正黑體"/>
+          <w:b/>
+          <w:bCs/>
+        </w:rPr>
+        <w:t>15 個工作日內</w:t>
+      </w:r>
+      <w:r>
+        <w:rPr>
+          <w:rFonts w:eastAsia="微軟正黑體"/>
+        </w:rPr>
+        <w:t>完成退款作業。</w:t>
+      </w:r>
+    </w:p>
+    <w:p>
+      <w:pPr>
+        <w:spacing w:after="80"/>
+        <w:rPr>
+          <w:rFonts w:hint="eastAsia"/>
+        </w:rPr>
       </w:pPr>
     </w:p>
     <w:tbl>
@@ -4007,7 +4056,13 @@
               <w:rPr>
                 <w:rFonts w:eastAsia="微軟正黑體"/>
               </w:rPr>
-              <w:t>當您點選購買點數並確認付款時，即表示您</w:t>
+              <w:t>當您於生成前點選確認付款時，</w:t>
+            </w:r>
+            <w:r>
+              <w:rPr>
+                <w:rFonts w:eastAsia="微軟正黑體"/>
+              </w:rPr>
+              <w:t>即表示您</w:t>
             </w:r>
             <w:r>
               <w:rPr>
@@ -4157,6 +4212,7 @@
       </w:pPr>
       <w:bookmarkStart w:id="9" w:name="_Toc237506513"/>
       <w:r>
+        <w:lastRenderedPageBreak/>
         <w:t>9. 禁止行為</w:t>
       </w:r>
       <w:bookmarkEnd w:id="9"/>
@@ -4213,7 +4269,6 @@
         <w:rPr>
           <w:rFonts w:eastAsia="微軟正黑體"/>
         </w:rPr>
-        <w:lastRenderedPageBreak/>
         <w:t>利用</w:t>
       </w:r>
       <w:r>
@@ -4682,6 +4737,7 @@
       </w:pPr>
       <w:bookmarkStart w:id="12" w:name="_Toc237506516"/>
       <w:r>
+        <w:lastRenderedPageBreak/>
         <w:t>12. 免責聲明與責任限制</w:t>
       </w:r>
       <w:bookmarkEnd w:id="12"/>
@@ -4755,7 +4811,6 @@
         <w:rPr>
           <w:rFonts w:eastAsia="微軟正黑體"/>
         </w:rPr>
-        <w:lastRenderedPageBreak/>
         <w:t>本產品服務團隊</w:t>
       </w:r>
       <w:r>
@@ -5373,9 +5428,27 @@
           <w:p>
             <w:r>
               <w:rPr>
-                <w:rFonts w:eastAsia="微軟正黑體"/>
-              </w:rPr>
-              <w:t>點數購買與消費紀錄、訂單編號、交易金額與時間、發票所需之載具號碼或抬頭統編</w:t>
+                <w:rFonts w:eastAsia="微軟正黑體" w:hint="eastAsia"/>
+              </w:rPr>
+              <w:t>每筆生成之付款紀錄</w:t>
+            </w:r>
+            <w:r>
+              <w:rPr>
+                <w:rFonts w:eastAsia="微軟正黑體"/>
+              </w:rPr>
+              <w:t>、訂單編號、交易金額與時間、</w:t>
+            </w:r>
+            <w:r>
+              <w:rPr>
+                <w:rFonts w:eastAsia="微軟正黑體" w:hint="eastAsia"/>
+              </w:rPr>
+              <w:t>付款狀態、</w:t>
+            </w:r>
+            <w:r>
+              <w:rPr>
+                <w:rFonts w:eastAsia="微軟正黑體"/>
+              </w:rPr>
+              <w:t>發票所需之載具號碼或抬頭統編</w:t>
             </w:r>
           </w:p>
         </w:tc>
@@ -5707,7 +5780,19 @@
               <w:rPr>
                 <w:rFonts w:eastAsia="微軟正黑體"/>
               </w:rPr>
-              <w:t>之會員管理與認證、論文解析與提案生成、點數計費與交易處理、發票開立、客戶服務與爭議處理、產品功能改善與使用行為分析、資訊安全維護、依法令要求之配合事項</w:t>
+              <w:t>之會員管理與認證、論文解析與提案生成、</w:t>
+            </w:r>
+            <w:r>
+              <w:rPr>
+                <w:rFonts w:eastAsia="微軟正黑體" w:hint="eastAsia"/>
+              </w:rPr>
+              <w:t>費用收取</w:t>
+            </w:r>
+            <w:r>
+              <w:rPr>
+                <w:rFonts w:eastAsia="微軟正黑體"/>
+              </w:rPr>
+              <w:t>與交易處理、發票開立、客戶服務與爭議處理、產品功能改善與使用行為分析、資訊安全維護、依法令要求之配合事項</w:t>
             </w:r>
           </w:p>
         </w:tc>
@@ -7484,6 +7569,60 @@
     </w:lvl>
   </w:abstractNum>
   <w:abstractNum w:abstractNumId="2" w15:restartNumberingAfterBreak="0">
+    <w:nsid w:val="67B60FAB"/>
+    <w:multiLevelType w:val="hybridMultilevel"/>
+    <w:tmpl w:val="8CF2BB4E"/>
+    <w:lvl w:ilvl="0" w:tplc="4BC2E178">
+      <w:start w:val="1"/>
+      <w:numFmt w:val="bullet"/>
+      <w:lvlText w:val="•"/>
+      <w:lvlJc w:val="left"/>
+      <w:pPr>
+        <w:ind w:left="480" w:hanging="260"/>
+      </w:pPr>
+    </w:lvl>
+    <w:lvl w:ilvl="1" w:tplc="7638B2E6">
+      <w:numFmt w:val="decimal"/>
+      <w:lvlText w:val=""/>
+      <w:lvlJc w:val="left"/>
+    </w:lvl>
+    <w:lvl w:ilvl="2" w:tplc="D112212C">
+      <w:numFmt w:val="decimal"/>
+      <w:lvlText w:val=""/>
+      <w:lvlJc w:val="left"/>
+    </w:lvl>
+    <w:lvl w:ilvl="3" w:tplc="0BF2C446">
+      <w:numFmt w:val="decimal"/>
+      <w:lvlText w:val=""/>
+      <w:lvlJc w:val="left"/>
+    </w:lvl>
+    <w:lvl w:ilvl="4" w:tplc="3A84484C">
+      <w:numFmt w:val="decimal"/>
+      <w:lvlText w:val=""/>
+      <w:lvlJc w:val="left"/>
+    </w:lvl>
+    <w:lvl w:ilvl="5" w:tplc="0A9EC186">
+      <w:numFmt w:val="decimal"/>
+      <w:lvlText w:val=""/>
+      <w:lvlJc w:val="left"/>
+    </w:lvl>
+    <w:lvl w:ilvl="6" w:tplc="BFF21AF6">
+      <w:numFmt w:val="decimal"/>
+      <w:lvlText w:val=""/>
+      <w:lvlJc w:val="left"/>
+    </w:lvl>
+    <w:lvl w:ilvl="7" w:tplc="D1320094">
+      <w:numFmt w:val="decimal"/>
+      <w:lvlText w:val=""/>
+      <w:lvlJc w:val="left"/>
+    </w:lvl>
+    <w:lvl w:ilvl="8" w:tplc="9F061052">
+      <w:numFmt w:val="decimal"/>
+      <w:lvlText w:val=""/>
+      <w:lvlJc w:val="left"/>
+    </w:lvl>
+  </w:abstractNum>
+  <w:abstractNum w:abstractNumId="3" w15:restartNumberingAfterBreak="0">
     <w:nsid w:val="76F57198"/>
     <w:multiLevelType w:val="hybridMultilevel"/>
     <w:tmpl w:val="CAB410E0"/>
@@ -7553,10 +7692,16 @@
     </w:lvlOverride>
   </w:num>
   <w:num w:numId="3" w16cid:durableId="587422008">
-    <w:abstractNumId w:val="2"/>
+    <w:abstractNumId w:val="3"/>
   </w:num>
   <w:num w:numId="4" w16cid:durableId="2025278385">
+    <w:abstractNumId w:val="3"/>
+  </w:num>
+  <w:num w:numId="5" w16cid:durableId="1666665539">
     <w:abstractNumId w:val="2"/>
+    <w:lvlOverride w:ilvl="0">
+      <w:startOverride w:val="1"/>
+    </w:lvlOverride>
   </w:num>
 </w:numbering>
 </file>
@@ -8060,7 +8205,6 @@
   <w:style w:type="character" w:default="1" w:styleId="a0">
     <w:name w:val="Default Paragraph Font"/>
     <w:uiPriority w:val="1"/>
-    <w:semiHidden/>
     <w:unhideWhenUsed/>
   </w:style>
   <w:style w:type="table" w:default="1" w:styleId="a1">
